--- a/Proyecto/Documentación/Sistema de control de calidad en el procedimiento de granos-1.docx
+++ b/Proyecto/Documentación/Sistema de control de calidad en el procedimiento de granos-1.docx
@@ -1,6 +1,6 @@
 
 <file path=word/document.xml><?xml version="1.0" encoding="utf-8"?>
-<w:document xmlns:wpc="http://schemas.microsoft.com/office/word/2010/wordprocessingCanvas" xmlns:mc="http://schemas.openxmlformats.org/markup-compatibility/2006" xmlns:o="urn:schemas-microsoft-com:office:office" xmlns:r="http://schemas.openxmlformats.org/officeDocument/2006/relationships" xmlns:m="http://schemas.openxmlformats.org/officeDocument/2006/math" xmlns:v="urn:schemas-microsoft-com:vml" xmlns:wp14="http://schemas.microsoft.com/office/word/2010/wordprocessingDrawing" xmlns:wp="http://schemas.openxmlformats.org/drawingml/2006/wordprocessingDrawing" xmlns:w10="urn:schemas-microsoft-com:office:word" xmlns:w="http://schemas.openxmlformats.org/wordprocessingml/2006/main" xmlns:w14="http://schemas.microsoft.com/office/word/2010/wordml" xmlns:w15="http://schemas.microsoft.com/office/word/2012/wordml" xmlns:wpg="http://schemas.microsoft.com/office/word/2010/wordprocessingGroup" xmlns:wpi="http://schemas.microsoft.com/office/word/2010/wordprocessingInk" xmlns:wne="http://schemas.microsoft.com/office/word/2006/wordml" xmlns:wps="http://schemas.microsoft.com/office/word/2010/wordprocessingShape" mc:Ignorable="w14 w15 wp14">
+<w:document xmlns:wpc="http://schemas.microsoft.com/office/word/2010/wordprocessingCanvas" xmlns:cx="http://schemas.microsoft.com/office/drawing/2014/chartex" xmlns:cx1="http://schemas.microsoft.com/office/drawing/2015/9/8/chartex" xmlns:cx2="http://schemas.microsoft.com/office/drawing/2015/10/21/chartex" xmlns:cx3="http://schemas.microsoft.com/office/drawing/2016/5/9/chartex" xmlns:cx4="http://schemas.microsoft.com/office/drawing/2016/5/10/chartex" xmlns:cx5="http://schemas.microsoft.com/office/drawing/2016/5/11/chartex" xmlns:cx6="http://schemas.microsoft.com/office/drawing/2016/5/12/chartex" xmlns:cx7="http://schemas.microsoft.com/office/drawing/2016/5/13/chartex" xmlns:cx8="http://schemas.microsoft.com/office/drawing/2016/5/14/chartex" xmlns:mc="http://schemas.openxmlformats.org/markup-compatibility/2006" xmlns:aink="http://schemas.microsoft.com/office/drawing/2016/ink" xmlns:am3d="http://schemas.microsoft.com/office/drawing/2017/model3d" xmlns:o="urn:schemas-microsoft-com:office:office" xmlns:oel="http://schemas.microsoft.com/office/2019/extlst" xmlns:r="http://schemas.openxmlformats.org/officeDocument/2006/relationships" xmlns:m="http://schemas.openxmlformats.org/officeDocument/2006/math" xmlns:v="urn:schemas-microsoft-com:vml" xmlns:wp14="http://schemas.microsoft.com/office/word/2010/wordprocessingDrawing" xmlns:wp="http://schemas.openxmlformats.org/drawingml/2006/wordprocessingDrawing" xmlns:w10="urn:schemas-microsoft-com:office:word" xmlns:w="http://schemas.openxmlformats.org/wordprocessingml/2006/main" xmlns:w14="http://schemas.microsoft.com/office/word/2010/wordml" xmlns:w15="http://schemas.microsoft.com/office/word/2012/wordml" xmlns:w16cex="http://schemas.microsoft.com/office/word/2018/wordml/cex" xmlns:w16cid="http://schemas.microsoft.com/office/word/2016/wordml/cid" xmlns:w16="http://schemas.microsoft.com/office/word/2018/wordml" xmlns:w16du="http://schemas.microsoft.com/office/word/2023/wordml/word16du" xmlns:w16sdtdh="http://schemas.microsoft.com/office/word/2020/wordml/sdtdatahash" xmlns:w16sdtfl="http://schemas.microsoft.com/office/word/2024/wordml/sdtformatlock" xmlns:w16se="http://schemas.microsoft.com/office/word/2015/wordml/symex" xmlns:wpg="http://schemas.microsoft.com/office/word/2010/wordprocessingGroup" xmlns:wpi="http://schemas.microsoft.com/office/word/2010/wordprocessingInk" xmlns:wne="http://schemas.microsoft.com/office/word/2006/wordml" xmlns:wps="http://schemas.microsoft.com/office/word/2010/wordprocessingShape" mc:Ignorable="w14 w15 w16se w16cid w16 w16cex w16sdtdh w16sdtfl w16du wp14">
   <w:body>
     <w:p>
       <w:pPr>
@@ -237,10 +237,13 @@
           <w:sz w:val="28"/>
           <w:szCs w:val="28"/>
         </w:rPr>
-        <w:t xml:space="preserve">Sebastián Camilo Murcia </w:t>
-      </w:r>
-      <w:proofErr w:type="spellStart"/>
-      <w:r>
+        <w:t>Sebastián Camilo Murcia Mateus</w:t>
+      </w:r>
+    </w:p>
+    <w:p>
+      <w:pPr>
+        <w:spacing w:line="240" w:lineRule="auto"/>
+        <w:jc w:val="center"/>
         <w:rPr>
           <w:rFonts w:ascii="Arial" w:hAnsi="Arial" w:cs="Arial"/>
           <w:b/>
@@ -249,14 +252,8 @@
           <w:sz w:val="28"/>
           <w:szCs w:val="28"/>
         </w:rPr>
-        <w:t>Mateus</w:t>
-      </w:r>
-      <w:proofErr w:type="spellEnd"/>
-    </w:p>
-    <w:p>
-      <w:pPr>
-        <w:spacing w:line="240" w:lineRule="auto"/>
-        <w:jc w:val="center"/>
+      </w:pPr>
+      <w:r>
         <w:rPr>
           <w:rFonts w:ascii="Arial" w:hAnsi="Arial" w:cs="Arial"/>
           <w:b/>
@@ -265,8 +262,83 @@
           <w:sz w:val="28"/>
           <w:szCs w:val="28"/>
         </w:rPr>
-      </w:pPr>
-      <w:r>
+        <w:t>Nicolás Santiago Ruiz Suárez</w:t>
+      </w:r>
+    </w:p>
+    <w:p>
+      <w:pPr>
+        <w:spacing w:line="240" w:lineRule="auto"/>
+        <w:jc w:val="center"/>
+        <w:rPr>
+          <w:rFonts w:ascii="Arial" w:hAnsi="Arial" w:cs="Arial"/>
+          <w:sz w:val="36"/>
+          <w:szCs w:val="36"/>
+        </w:rPr>
+      </w:pPr>
+    </w:p>
+    <w:p>
+      <w:pPr>
+        <w:spacing w:line="240" w:lineRule="auto"/>
+        <w:jc w:val="center"/>
+        <w:rPr>
+          <w:rFonts w:ascii="Arial" w:hAnsi="Arial" w:cs="Arial"/>
+          <w:sz w:val="36"/>
+          <w:szCs w:val="36"/>
+        </w:rPr>
+      </w:pPr>
+    </w:p>
+    <w:p>
+      <w:pPr>
+        <w:spacing w:line="240" w:lineRule="auto"/>
+        <w:jc w:val="center"/>
+        <w:rPr>
+          <w:rFonts w:ascii="Arial" w:hAnsi="Arial" w:cs="Arial"/>
+          <w:sz w:val="36"/>
+          <w:szCs w:val="36"/>
+        </w:rPr>
+      </w:pPr>
+    </w:p>
+    <w:p>
+      <w:pPr>
+        <w:spacing w:line="240" w:lineRule="auto"/>
+        <w:jc w:val="center"/>
+        <w:rPr>
+          <w:rFonts w:ascii="Arial" w:hAnsi="Arial" w:cs="Arial"/>
+          <w:sz w:val="36"/>
+          <w:szCs w:val="36"/>
+        </w:rPr>
+      </w:pPr>
+    </w:p>
+    <w:p>
+      <w:pPr>
+        <w:spacing w:line="240" w:lineRule="auto"/>
+        <w:jc w:val="center"/>
+        <w:rPr>
+          <w:rFonts w:ascii="Arial" w:hAnsi="Arial" w:cs="Arial"/>
+          <w:i/>
+          <w:iCs/>
+          <w:sz w:val="36"/>
+          <w:szCs w:val="36"/>
+        </w:rPr>
+      </w:pPr>
+    </w:p>
+    <w:p>
+      <w:pPr>
+        <w:spacing w:line="240" w:lineRule="auto"/>
+        <w:jc w:val="center"/>
+        <w:rPr>
+          <w:rFonts w:ascii="Arial" w:hAnsi="Arial" w:cs="Arial"/>
+          <w:i/>
+          <w:iCs/>
+          <w:sz w:val="36"/>
+          <w:szCs w:val="36"/>
+        </w:rPr>
+      </w:pPr>
+    </w:p>
+    <w:p>
+      <w:pPr>
+        <w:spacing w:line="240" w:lineRule="auto"/>
+        <w:jc w:val="center"/>
         <w:rPr>
           <w:rFonts w:ascii="Arial" w:hAnsi="Arial" w:cs="Arial"/>
           <w:b/>
@@ -275,7 +347,83 @@
           <w:sz w:val="28"/>
           <w:szCs w:val="28"/>
         </w:rPr>
-        <w:t>Nicolás Santiago Ruiz Suárez</w:t>
+      </w:pPr>
+      <w:r>
+        <w:rPr>
+          <w:rFonts w:ascii="Arial" w:hAnsi="Arial" w:cs="Arial"/>
+          <w:b/>
+          <w:i/>
+          <w:iCs/>
+          <w:sz w:val="28"/>
+          <w:szCs w:val="28"/>
+        </w:rPr>
+        <w:t>Servicio N</w:t>
+      </w:r>
+      <w:r>
+        <w:rPr>
+          <w:rFonts w:ascii="Arial" w:hAnsi="Arial" w:cs="Arial"/>
+          <w:b/>
+          <w:i/>
+          <w:iCs/>
+          <w:sz w:val="28"/>
+          <w:szCs w:val="28"/>
+        </w:rPr>
+        <w:t>ac</w:t>
+      </w:r>
+      <w:r>
+        <w:rPr>
+          <w:rFonts w:ascii="Arial" w:hAnsi="Arial" w:cs="Arial"/>
+          <w:b/>
+          <w:i/>
+          <w:iCs/>
+          <w:sz w:val="28"/>
+          <w:szCs w:val="28"/>
+        </w:rPr>
+        <w:t>ional de Aprendizaje - Centro de B</w:t>
+      </w:r>
+      <w:r>
+        <w:rPr>
+          <w:rFonts w:ascii="Arial" w:hAnsi="Arial" w:cs="Arial"/>
+          <w:b/>
+          <w:i/>
+          <w:iCs/>
+          <w:sz w:val="28"/>
+          <w:szCs w:val="28"/>
+        </w:rPr>
+        <w:t>iotecnología</w:t>
+      </w:r>
+      <w:r>
+        <w:rPr>
+          <w:rFonts w:ascii="Arial" w:hAnsi="Arial" w:cs="Arial"/>
+          <w:b/>
+          <w:i/>
+          <w:iCs/>
+          <w:sz w:val="28"/>
+          <w:szCs w:val="28"/>
+        </w:rPr>
+        <w:t xml:space="preserve"> </w:t>
+      </w:r>
+      <w:r>
+        <w:rPr>
+          <w:rFonts w:ascii="Arial" w:hAnsi="Arial" w:cs="Arial"/>
+          <w:b/>
+          <w:i/>
+          <w:iCs/>
+          <w:sz w:val="28"/>
+          <w:szCs w:val="28"/>
+        </w:rPr>
+        <w:t>A</w:t>
+      </w:r>
+      <w:r>
+        <w:rPr>
+          <w:rFonts w:ascii="Arial" w:hAnsi="Arial" w:cs="Arial"/>
+          <w:b/>
+          <w:i/>
+          <w:iCs/>
+          <w:sz w:val="28"/>
+          <w:szCs w:val="28"/>
+        </w:rPr>
+        <w:t>gropecuaria</w:t>
       </w:r>
     </w:p>
     <w:p>
@@ -284,6 +432,119 @@
         <w:jc w:val="center"/>
         <w:rPr>
           <w:rFonts w:ascii="Arial" w:hAnsi="Arial" w:cs="Arial"/>
+          <w:b/>
+          <w:i/>
+          <w:iCs/>
+          <w:sz w:val="28"/>
+          <w:szCs w:val="28"/>
+        </w:rPr>
+      </w:pPr>
+      <w:r>
+        <w:rPr>
+          <w:rFonts w:ascii="Arial" w:hAnsi="Arial" w:cs="Arial"/>
+          <w:b/>
+          <w:i/>
+          <w:iCs/>
+          <w:sz w:val="28"/>
+          <w:szCs w:val="28"/>
+        </w:rPr>
+        <w:t>Tecnólogo de análisis y desarrollo de software</w:t>
+      </w:r>
+    </w:p>
+    <w:p>
+      <w:pPr>
+        <w:spacing w:line="240" w:lineRule="auto"/>
+        <w:jc w:val="center"/>
+        <w:rPr>
+          <w:rFonts w:ascii="Arial" w:hAnsi="Arial" w:cs="Arial"/>
+          <w:i/>
+          <w:iCs/>
+        </w:rPr>
+      </w:pPr>
+      <w:r>
+        <w:rPr>
+          <w:rFonts w:ascii="Arial" w:hAnsi="Arial" w:cs="Arial"/>
+          <w:i/>
+          <w:iCs/>
+        </w:rPr>
+        <w:t>Mosquera, Cundinamarca, Colombia</w:t>
+      </w:r>
+    </w:p>
+    <w:p>
+      <w:pPr>
+        <w:spacing w:line="240" w:lineRule="auto"/>
+        <w:jc w:val="center"/>
+        <w:rPr>
+          <w:rFonts w:ascii="Arial" w:hAnsi="Arial" w:cs="Arial"/>
+          <w:i/>
+          <w:iCs/>
+        </w:rPr>
+      </w:pPr>
+      <w:proofErr w:type="gramStart"/>
+      <w:r>
+        <w:rPr>
+          <w:rFonts w:ascii="Arial" w:hAnsi="Arial" w:cs="Arial"/>
+          <w:i/>
+          <w:iCs/>
+        </w:rPr>
+        <w:t>( Agosto</w:t>
+      </w:r>
+      <w:proofErr w:type="gramEnd"/>
+      <w:r>
+        <w:rPr>
+          <w:rFonts w:ascii="Arial" w:hAnsi="Arial" w:cs="Arial"/>
+          <w:i/>
+          <w:iCs/>
+        </w:rPr>
+        <w:t xml:space="preserve"> 2025)</w:t>
+      </w:r>
+    </w:p>
+    <w:p>
+      <w:pPr>
+        <w:spacing w:line="240" w:lineRule="auto"/>
+        <w:jc w:val="center"/>
+        <w:rPr>
+          <w:rFonts w:ascii="Arial" w:hAnsi="Arial" w:cs="Arial"/>
+          <w:i/>
+          <w:iCs/>
+        </w:rPr>
+      </w:pPr>
+      <w:r>
+        <w:rPr>
+          <w:rFonts w:ascii="Arial" w:hAnsi="Arial" w:cs="Arial"/>
+          <w:b/>
+          <w:bCs/>
+          <w:i/>
+          <w:iCs/>
+          <w:color w:val="000000" w:themeColor="text1"/>
+          <w:sz w:val="44"/>
+          <w:szCs w:val="44"/>
+        </w:rPr>
+        <w:lastRenderedPageBreak/>
+        <w:t xml:space="preserve">Sistema de control de calidad en el procedimiento </w:t>
+      </w:r>
+      <w:r>
+        <w:rPr>
+          <w:rFonts w:ascii="Arial" w:hAnsi="Arial" w:cs="Arial"/>
+          <w:b/>
+          <w:bCs/>
+          <w:i/>
+          <w:iCs/>
+          <w:color w:val="000000" w:themeColor="text1"/>
+          <w:sz w:val="44"/>
+          <w:szCs w:val="44"/>
+        </w:rPr>
+        <w:t>de granos</w:t>
+      </w:r>
+    </w:p>
+    <w:p>
+      <w:pPr>
+        <w:spacing w:line="240" w:lineRule="auto"/>
+        <w:jc w:val="center"/>
+        <w:rPr>
+          <w:rFonts w:ascii="Arial" w:hAnsi="Arial" w:cs="Arial"/>
+          <w:i/>
+          <w:iCs/>
           <w:sz w:val="36"/>
           <w:szCs w:val="36"/>
         </w:rPr>
@@ -328,280 +589,6 @@
         <w:jc w:val="center"/>
         <w:rPr>
           <w:rFonts w:ascii="Arial" w:hAnsi="Arial" w:cs="Arial"/>
-          <w:i/>
-          <w:iCs/>
-          <w:sz w:val="36"/>
-          <w:szCs w:val="36"/>
-        </w:rPr>
-      </w:pPr>
-    </w:p>
-    <w:p>
-      <w:pPr>
-        <w:spacing w:line="240" w:lineRule="auto"/>
-        <w:jc w:val="center"/>
-        <w:rPr>
-          <w:rFonts w:ascii="Arial" w:hAnsi="Arial" w:cs="Arial"/>
-          <w:i/>
-          <w:iCs/>
-          <w:sz w:val="36"/>
-          <w:szCs w:val="36"/>
-        </w:rPr>
-      </w:pPr>
-    </w:p>
-    <w:p>
-      <w:pPr>
-        <w:spacing w:line="240" w:lineRule="auto"/>
-        <w:jc w:val="center"/>
-        <w:rPr>
-          <w:rFonts w:ascii="Arial" w:hAnsi="Arial" w:cs="Arial"/>
-          <w:b/>
-          <w:i/>
-          <w:iCs/>
-          <w:sz w:val="28"/>
-          <w:szCs w:val="28"/>
-        </w:rPr>
-      </w:pPr>
-      <w:r>
-        <w:rPr>
-          <w:rFonts w:ascii="Arial" w:hAnsi="Arial" w:cs="Arial"/>
-          <w:b/>
-          <w:i/>
-          <w:iCs/>
-          <w:sz w:val="28"/>
-          <w:szCs w:val="28"/>
-        </w:rPr>
-        <w:t>Servicio N</w:t>
-      </w:r>
-      <w:r>
-        <w:rPr>
-          <w:rFonts w:ascii="Arial" w:hAnsi="Arial" w:cs="Arial"/>
-          <w:b/>
-          <w:i/>
-          <w:iCs/>
-          <w:sz w:val="28"/>
-          <w:szCs w:val="28"/>
-        </w:rPr>
-        <w:t>ac</w:t>
-      </w:r>
-      <w:r>
-        <w:rPr>
-          <w:rFonts w:ascii="Arial" w:hAnsi="Arial" w:cs="Arial"/>
-          <w:b/>
-          <w:i/>
-          <w:iCs/>
-          <w:sz w:val="28"/>
-          <w:szCs w:val="28"/>
-        </w:rPr>
-        <w:t>ional de Aprendizaje - Centro de B</w:t>
-      </w:r>
-      <w:r>
-        <w:rPr>
-          <w:rFonts w:ascii="Arial" w:hAnsi="Arial" w:cs="Arial"/>
-          <w:b/>
-          <w:i/>
-          <w:iCs/>
-          <w:sz w:val="28"/>
-          <w:szCs w:val="28"/>
-        </w:rPr>
-        <w:t>iotecnología</w:t>
-      </w:r>
-      <w:r>
-        <w:rPr>
-          <w:rFonts w:ascii="Arial" w:hAnsi="Arial" w:cs="Arial"/>
-          <w:b/>
-          <w:i/>
-          <w:iCs/>
-          <w:sz w:val="28"/>
-          <w:szCs w:val="28"/>
-        </w:rPr>
-        <w:t xml:space="preserve"> </w:t>
-      </w:r>
-      <w:r>
-        <w:rPr>
-          <w:rFonts w:ascii="Arial" w:hAnsi="Arial" w:cs="Arial"/>
-          <w:b/>
-          <w:i/>
-          <w:iCs/>
-          <w:sz w:val="28"/>
-          <w:szCs w:val="28"/>
-        </w:rPr>
-        <w:t>A</w:t>
-      </w:r>
-      <w:r>
-        <w:rPr>
-          <w:rFonts w:ascii="Arial" w:hAnsi="Arial" w:cs="Arial"/>
-          <w:b/>
-          <w:i/>
-          <w:iCs/>
-          <w:sz w:val="28"/>
-          <w:szCs w:val="28"/>
-        </w:rPr>
-        <w:t>gropecuaria</w:t>
-      </w:r>
-    </w:p>
-    <w:p>
-      <w:pPr>
-        <w:spacing w:line="240" w:lineRule="auto"/>
-        <w:jc w:val="center"/>
-        <w:rPr>
-          <w:rFonts w:ascii="Arial" w:hAnsi="Arial" w:cs="Arial"/>
-          <w:b/>
-          <w:i/>
-          <w:iCs/>
-          <w:sz w:val="28"/>
-          <w:szCs w:val="28"/>
-        </w:rPr>
-      </w:pPr>
-      <w:r>
-        <w:rPr>
-          <w:rFonts w:ascii="Arial" w:hAnsi="Arial" w:cs="Arial"/>
-          <w:b/>
-          <w:i/>
-          <w:iCs/>
-          <w:sz w:val="28"/>
-          <w:szCs w:val="28"/>
-        </w:rPr>
-        <w:t>Tecnólogo de análisis y desarrollo de software</w:t>
-      </w:r>
-    </w:p>
-    <w:p>
-      <w:pPr>
-        <w:spacing w:line="240" w:lineRule="auto"/>
-        <w:jc w:val="center"/>
-        <w:rPr>
-          <w:rFonts w:ascii="Arial" w:hAnsi="Arial" w:cs="Arial"/>
-          <w:i/>
-          <w:iCs/>
-        </w:rPr>
-      </w:pPr>
-      <w:r>
-        <w:rPr>
-          <w:rFonts w:ascii="Arial" w:hAnsi="Arial" w:cs="Arial"/>
-          <w:i/>
-          <w:iCs/>
-        </w:rPr>
-        <w:t>Mosquera, Cundinamarca, Colombia</w:t>
-      </w:r>
-    </w:p>
-    <w:p>
-      <w:pPr>
-        <w:spacing w:line="240" w:lineRule="auto"/>
-        <w:jc w:val="center"/>
-        <w:rPr>
-          <w:rFonts w:ascii="Arial" w:hAnsi="Arial" w:cs="Arial"/>
-          <w:i/>
-          <w:iCs/>
-        </w:rPr>
-      </w:pPr>
-      <w:proofErr w:type="gramStart"/>
-      <w:r>
-        <w:rPr>
-          <w:rFonts w:ascii="Arial" w:hAnsi="Arial" w:cs="Arial"/>
-          <w:i/>
-          <w:iCs/>
-        </w:rPr>
-        <w:t>( Agosto</w:t>
-      </w:r>
-      <w:proofErr w:type="gramEnd"/>
-      <w:r>
-        <w:rPr>
-          <w:rFonts w:ascii="Arial" w:hAnsi="Arial" w:cs="Arial"/>
-          <w:i/>
-          <w:iCs/>
-        </w:rPr>
-        <w:t xml:space="preserve"> 2025)</w:t>
-      </w:r>
-    </w:p>
-    <w:p>
-      <w:pPr>
-        <w:spacing w:line="240" w:lineRule="auto"/>
-        <w:jc w:val="center"/>
-        <w:rPr>
-          <w:rFonts w:ascii="Arial" w:hAnsi="Arial" w:cs="Arial"/>
-          <w:i/>
-          <w:iCs/>
-        </w:rPr>
-      </w:pPr>
-      <w:r>
-        <w:rPr>
-          <w:rFonts w:ascii="Arial" w:hAnsi="Arial" w:cs="Arial"/>
-          <w:b/>
-          <w:bCs/>
-          <w:i/>
-          <w:iCs/>
-          <w:color w:val="000000" w:themeColor="text1"/>
-          <w:sz w:val="44"/>
-          <w:szCs w:val="44"/>
-        </w:rPr>
-        <w:lastRenderedPageBreak/>
-        <w:t xml:space="preserve">Sistema de control de calidad en el procedimiento </w:t>
-      </w:r>
-      <w:r>
-        <w:rPr>
-          <w:rFonts w:ascii="Arial" w:hAnsi="Arial" w:cs="Arial"/>
-          <w:b/>
-          <w:bCs/>
-          <w:i/>
-          <w:iCs/>
-          <w:color w:val="000000" w:themeColor="text1"/>
-          <w:sz w:val="44"/>
-          <w:szCs w:val="44"/>
-        </w:rPr>
-        <w:t>de granos</w:t>
-      </w:r>
-    </w:p>
-    <w:p>
-      <w:pPr>
-        <w:spacing w:line="240" w:lineRule="auto"/>
-        <w:jc w:val="center"/>
-        <w:rPr>
-          <w:rFonts w:ascii="Arial" w:hAnsi="Arial" w:cs="Arial"/>
-          <w:i/>
-          <w:iCs/>
-          <w:sz w:val="36"/>
-          <w:szCs w:val="36"/>
-        </w:rPr>
-      </w:pPr>
-    </w:p>
-    <w:p>
-      <w:pPr>
-        <w:spacing w:line="240" w:lineRule="auto"/>
-        <w:jc w:val="center"/>
-        <w:rPr>
-          <w:rFonts w:ascii="Arial" w:hAnsi="Arial" w:cs="Arial"/>
-          <w:sz w:val="36"/>
-          <w:szCs w:val="36"/>
-        </w:rPr>
-      </w:pPr>
-    </w:p>
-    <w:p>
-      <w:pPr>
-        <w:spacing w:line="240" w:lineRule="auto"/>
-        <w:jc w:val="center"/>
-        <w:rPr>
-          <w:rFonts w:ascii="Arial" w:hAnsi="Arial" w:cs="Arial"/>
-          <w:sz w:val="36"/>
-          <w:szCs w:val="36"/>
-        </w:rPr>
-      </w:pPr>
-    </w:p>
-    <w:p>
-      <w:pPr>
-        <w:spacing w:line="240" w:lineRule="auto"/>
-        <w:jc w:val="center"/>
-        <w:rPr>
-          <w:rFonts w:ascii="Arial" w:hAnsi="Arial" w:cs="Arial"/>
-          <w:sz w:val="36"/>
-          <w:szCs w:val="36"/>
-        </w:rPr>
-      </w:pPr>
-    </w:p>
-    <w:p>
-      <w:pPr>
-        <w:spacing w:line="240" w:lineRule="auto"/>
-        <w:jc w:val="center"/>
-        <w:rPr>
-          <w:rFonts w:ascii="Arial" w:hAnsi="Arial" w:cs="Arial"/>
           <w:b/>
           <w:i/>
           <w:iCs/>
@@ -643,31 +630,7 @@
           <w:sz w:val="28"/>
           <w:szCs w:val="36"/>
         </w:rPr>
-        <w:t xml:space="preserve">Sebastián Camilo Murcia </w:t>
-      </w:r>
-      <w:proofErr w:type="spellStart"/>
-      <w:r>
-        <w:rPr>
-          <w:rFonts w:ascii="Arial" w:hAnsi="Arial" w:cs="Arial"/>
-          <w:b/>
-          <w:i/>
-          <w:iCs/>
-          <w:sz w:val="28"/>
-          <w:szCs w:val="36"/>
-        </w:rPr>
-        <w:t>Mateus</w:t>
-      </w:r>
-      <w:proofErr w:type="spellEnd"/>
-      <w:r>
-        <w:rPr>
-          <w:rFonts w:ascii="Arial" w:hAnsi="Arial" w:cs="Arial"/>
-          <w:b/>
-          <w:i/>
-          <w:iCs/>
-          <w:sz w:val="28"/>
-          <w:szCs w:val="36"/>
-        </w:rPr>
-        <w:t xml:space="preserve"> </w:t>
+        <w:t xml:space="preserve">Sebastián Camilo Murcia Mateus </w:t>
       </w:r>
     </w:p>
     <w:p>
@@ -2456,8 +2419,1318 @@
     </w:p>
     <w:p>
       <w:r>
+        <w:lastRenderedPageBreak/>
         <w:fldChar w:fldCharType="end"/>
       </w:r>
+    </w:p>
+    <w:p>
+      <w:pPr>
+        <w:pStyle w:val="Ttulo1"/>
+        <w:jc w:val="center"/>
+        <w:rPr>
+          <w:rFonts w:ascii="Arial" w:hAnsi="Arial" w:cs="Arial"/>
+          <w:b/>
+          <w:bCs/>
+          <w:color w:val="000000" w:themeColor="text1"/>
+        </w:rPr>
+      </w:pPr>
+      <w:bookmarkStart w:id="3" w:name="_Toc207555915"/>
+      <w:r>
+        <w:rPr>
+          <w:rFonts w:ascii="Arial" w:hAnsi="Arial" w:cs="Arial"/>
+          <w:b/>
+          <w:bCs/>
+          <w:color w:val="000000" w:themeColor="text1"/>
+        </w:rPr>
+        <w:t>Índice de Tablas</w:t>
+      </w:r>
+      <w:bookmarkEnd w:id="3"/>
+    </w:p>
+    <w:p>
+      <w:pPr>
+        <w:pStyle w:val="Tabladeilustraciones"/>
+        <w:tabs>
+          <w:tab w:val="right" w:leader="dot" w:pos="8828"/>
+        </w:tabs>
+        <w:rPr>
+          <w:noProof/>
+          <w:lang w:eastAsia="es-CO"/>
+        </w:rPr>
+      </w:pPr>
+      <w:r>
+        <w:fldChar w:fldCharType="begin"/>
+      </w:r>
+      <w:r>
+        <w:instrText xml:space="preserve"> TOC \h \z \c "Tabla" </w:instrText>
+      </w:r>
+      <w:r>
+        <w:fldChar w:fldCharType="separate"/>
+      </w:r>
+      <w:hyperlink w:anchor="_Toc207609080" w:history="1">
+        <w:r>
+          <w:rPr>
+            <w:rStyle w:val="Hipervnculo"/>
+            <w:b/>
+            <w:bCs/>
+            <w:noProof/>
+          </w:rPr>
+          <w:t>Tabla 1 Ejemplo de La Calidad que se presenta en los Granos</w:t>
+        </w:r>
+        <w:r>
+          <w:rPr>
+            <w:noProof/>
+            <w:webHidden/>
+          </w:rPr>
+          <w:tab/>
+        </w:r>
+        <w:r>
+          <w:rPr>
+            <w:noProof/>
+            <w:webHidden/>
+          </w:rPr>
+          <w:fldChar w:fldCharType="begin"/>
+        </w:r>
+        <w:r>
+          <w:rPr>
+            <w:noProof/>
+            <w:webHidden/>
+          </w:rPr>
+          <w:instrText xml:space="preserve"> PAGEREF _Toc207609080 \h </w:instrText>
+        </w:r>
+        <w:r>
+          <w:rPr>
+            <w:noProof/>
+            <w:webHidden/>
+          </w:rPr>
+        </w:r>
+        <w:r>
+          <w:rPr>
+            <w:noProof/>
+            <w:webHidden/>
+          </w:rPr>
+          <w:fldChar w:fldCharType="separate"/>
+        </w:r>
+        <w:r>
+          <w:rPr>
+            <w:noProof/>
+            <w:webHidden/>
+          </w:rPr>
+          <w:t>vii</w:t>
+        </w:r>
+        <w:r>
+          <w:rPr>
+            <w:noProof/>
+            <w:webHidden/>
+          </w:rPr>
+          <w:fldChar w:fldCharType="end"/>
+        </w:r>
+      </w:hyperlink>
+    </w:p>
+    <w:p>
+      <w:r>
+        <w:fldChar w:fldCharType="end"/>
+      </w:r>
+    </w:p>
+    <w:p>
+      <w:pPr>
+        <w:pStyle w:val="Ttulo1"/>
+        <w:jc w:val="center"/>
+        <w:rPr>
+          <w:rFonts w:ascii="Arial" w:hAnsi="Arial" w:cs="Arial"/>
+          <w:b/>
+          <w:bCs/>
+          <w:color w:val="000000" w:themeColor="text1"/>
+        </w:rPr>
+      </w:pPr>
+      <w:bookmarkStart w:id="4" w:name="_Toc207555916"/>
+      <w:r>
+        <w:rPr>
+          <w:rFonts w:ascii="Arial" w:hAnsi="Arial" w:cs="Arial"/>
+          <w:b/>
+          <w:bCs/>
+          <w:color w:val="000000" w:themeColor="text1"/>
+        </w:rPr>
+        <w:lastRenderedPageBreak/>
+        <w:t>Índice de Ilustraciones</w:t>
+      </w:r>
+      <w:bookmarkEnd w:id="4"/>
+    </w:p>
+    <w:p>
+      <w:pPr>
+        <w:pStyle w:val="Ttulo1"/>
+        <w:jc w:val="center"/>
+        <w:rPr>
+          <w:b/>
+          <w:bCs/>
+          <w:color w:val="000000" w:themeColor="text1"/>
+        </w:rPr>
+      </w:pPr>
+    </w:p>
+    <w:p>
+      <w:pPr>
+        <w:pStyle w:val="Ttulo1"/>
+        <w:jc w:val="center"/>
+        <w:rPr>
+          <w:b/>
+          <w:bCs/>
+          <w:color w:val="000000" w:themeColor="text1"/>
+        </w:rPr>
+      </w:pPr>
+    </w:p>
+    <w:p>
+      <w:pPr>
+        <w:pStyle w:val="Ttulo1"/>
+        <w:jc w:val="center"/>
+        <w:rPr>
+          <w:b/>
+          <w:bCs/>
+          <w:color w:val="000000" w:themeColor="text1"/>
+        </w:rPr>
+      </w:pPr>
+    </w:p>
+    <w:p>
+      <w:pPr>
+        <w:pStyle w:val="Ttulo1"/>
+        <w:jc w:val="center"/>
+        <w:rPr>
+          <w:b/>
+          <w:bCs/>
+          <w:color w:val="000000" w:themeColor="text1"/>
+        </w:rPr>
+      </w:pPr>
+    </w:p>
+    <w:p>
+      <w:pPr>
+        <w:pStyle w:val="Ttulo1"/>
+        <w:jc w:val="center"/>
+        <w:rPr>
+          <w:b/>
+          <w:bCs/>
+          <w:color w:val="000000" w:themeColor="text1"/>
+        </w:rPr>
+      </w:pPr>
+    </w:p>
+    <w:p>
+      <w:pPr>
+        <w:pStyle w:val="Ttulo1"/>
+        <w:jc w:val="center"/>
+        <w:rPr>
+          <w:b/>
+          <w:bCs/>
+          <w:color w:val="000000" w:themeColor="text1"/>
+        </w:rPr>
+      </w:pPr>
+    </w:p>
+    <w:p>
+      <w:pPr>
+        <w:pStyle w:val="Ttulo1"/>
+        <w:jc w:val="center"/>
+        <w:rPr>
+          <w:b/>
+          <w:bCs/>
+          <w:color w:val="000000" w:themeColor="text1"/>
+        </w:rPr>
+      </w:pPr>
+    </w:p>
+    <w:p>
+      <w:pPr>
+        <w:pStyle w:val="Ttulo1"/>
+        <w:jc w:val="center"/>
+        <w:rPr>
+          <w:b/>
+          <w:bCs/>
+          <w:color w:val="000000" w:themeColor="text1"/>
+        </w:rPr>
+      </w:pPr>
+    </w:p>
+    <w:p>
+      <w:pPr>
+        <w:pStyle w:val="Ttulo1"/>
+        <w:jc w:val="center"/>
+        <w:rPr>
+          <w:b/>
+          <w:bCs/>
+          <w:color w:val="000000" w:themeColor="text1"/>
+        </w:rPr>
+      </w:pPr>
+    </w:p>
+    <w:p>
+      <w:pPr>
+        <w:pStyle w:val="Ttulo1"/>
+        <w:jc w:val="center"/>
+        <w:rPr>
+          <w:b/>
+          <w:bCs/>
+          <w:color w:val="000000" w:themeColor="text1"/>
+        </w:rPr>
+      </w:pPr>
+    </w:p>
+    <w:p>
+      <w:pPr>
+        <w:pStyle w:val="Ttulo1"/>
+        <w:jc w:val="center"/>
+        <w:rPr>
+          <w:b/>
+          <w:bCs/>
+          <w:color w:val="000000" w:themeColor="text1"/>
+        </w:rPr>
+      </w:pPr>
+    </w:p>
+    <w:p>
+      <w:pPr>
+        <w:pStyle w:val="Ttulo1"/>
+        <w:jc w:val="center"/>
+        <w:rPr>
+          <w:b/>
+          <w:bCs/>
+          <w:color w:val="000000" w:themeColor="text1"/>
+        </w:rPr>
+      </w:pPr>
+    </w:p>
+    <w:p>
+      <w:pPr>
+        <w:pStyle w:val="Ttulo1"/>
+        <w:jc w:val="center"/>
+        <w:rPr>
+          <w:b/>
+          <w:bCs/>
+          <w:color w:val="000000" w:themeColor="text1"/>
+        </w:rPr>
+      </w:pPr>
+    </w:p>
+    <w:p>
+      <w:pPr>
+        <w:pStyle w:val="Ttulo1"/>
+        <w:jc w:val="center"/>
+        <w:rPr>
+          <w:b/>
+          <w:bCs/>
+        </w:rPr>
+      </w:pPr>
+      <w:r>
+        <w:rPr>
+          <w:b/>
+          <w:bCs/>
+        </w:rPr>
+        <w:lastRenderedPageBreak/>
+        <w:t xml:space="preserve"> </w:t>
+      </w:r>
+    </w:p>
+    <w:p>
+      <w:pPr>
+        <w:pStyle w:val="Ttulo1"/>
+        <w:jc w:val="center"/>
+        <w:rPr>
+          <w:rFonts w:ascii="Arial" w:hAnsi="Arial" w:cs="Arial"/>
+          <w:b/>
+          <w:bCs/>
+          <w:color w:val="000000" w:themeColor="text1"/>
+        </w:rPr>
+      </w:pPr>
+      <w:bookmarkStart w:id="5" w:name="_Toc207555917"/>
+      <w:r>
+        <w:rPr>
+          <w:rFonts w:ascii="Arial" w:hAnsi="Arial" w:cs="Arial"/>
+          <w:b/>
+          <w:bCs/>
+          <w:color w:val="000000" w:themeColor="text1"/>
+        </w:rPr>
+        <w:t>Introducción</w:t>
+      </w:r>
+      <w:bookmarkEnd w:id="5"/>
+    </w:p>
+    <w:p>
+      <w:pPr>
+        <w:pStyle w:val="Ttulo1"/>
+        <w:jc w:val="center"/>
+        <w:rPr>
+          <w:rFonts w:ascii="Arial" w:hAnsi="Arial" w:cs="Arial"/>
+          <w:b/>
+          <w:bCs/>
+          <w:color w:val="000000" w:themeColor="text1"/>
+        </w:rPr>
+      </w:pPr>
+      <w:r>
+        <w:rPr>
+          <w:rFonts w:ascii="Arial" w:hAnsi="Arial" w:cs="Arial"/>
+          <w:b/>
+          <w:bCs/>
+          <w:color w:val="000000" w:themeColor="text1"/>
+        </w:rPr>
+        <w:t xml:space="preserve"> </w:t>
+      </w:r>
+    </w:p>
+    <w:p>
+      <w:pPr>
+        <w:pStyle w:val="Ttulo1"/>
+        <w:jc w:val="both"/>
+        <w:rPr>
+          <w:rFonts w:asciiTheme="minorHAnsi" w:eastAsiaTheme="minorEastAsia" w:hAnsiTheme="minorHAnsi" w:cstheme="minorBidi"/>
+          <w:color w:val="auto"/>
+          <w:sz w:val="24"/>
+          <w:szCs w:val="24"/>
+        </w:rPr>
+      </w:pPr>
+      <w:bookmarkStart w:id="6" w:name="_Toc207555918"/>
+      <w:r>
+        <w:rPr>
+          <w:rFonts w:asciiTheme="minorHAnsi" w:eastAsiaTheme="minorEastAsia" w:hAnsiTheme="minorHAnsi" w:cstheme="minorBidi"/>
+          <w:color w:val="auto"/>
+          <w:sz w:val="24"/>
+          <w:szCs w:val="24"/>
+        </w:rPr>
+        <w:t>El sector agroindustrial en la Sabana se ha consolidado como una de las principales fuentes de desarrollo económico y social de la región, dado que la producción y procesamiento de granos constituyen un eslabón fundamental en la cadena alimentaria. Sin embargo, la calidad de los granos procesados no siempre logra cumplir con los estándares establecidos por normas nacionales e internacionales, lo cual representa un desafío para garantizar la seguridad alimentaria y la competitividad en los mercados. Factores como la humedad, la presencia de impurezas, el deterioro en el almacenamiento y las fallas en los procesos de inspección manual generan inconsistencias que afectan tanto a los productores como a los consumidores.</w:t>
+      </w:r>
+    </w:p>
+    <w:p>
+      <w:pPr>
+        <w:pStyle w:val="Ttulo1"/>
+        <w:jc w:val="both"/>
+        <w:rPr>
+          <w:rFonts w:asciiTheme="minorHAnsi" w:eastAsiaTheme="minorEastAsia" w:hAnsiTheme="minorHAnsi" w:cstheme="minorBidi"/>
+          <w:color w:val="auto"/>
+          <w:sz w:val="24"/>
+          <w:szCs w:val="24"/>
+        </w:rPr>
+      </w:pPr>
+    </w:p>
+    <w:p>
+      <w:pPr>
+        <w:pStyle w:val="Ttulo1"/>
+        <w:jc w:val="both"/>
+        <w:rPr>
+          <w:rFonts w:asciiTheme="minorHAnsi" w:eastAsiaTheme="minorEastAsia" w:hAnsiTheme="minorHAnsi" w:cstheme="minorBidi"/>
+          <w:color w:val="auto"/>
+          <w:sz w:val="24"/>
+          <w:szCs w:val="24"/>
+        </w:rPr>
+      </w:pPr>
+      <w:r>
+        <w:rPr>
+          <w:rFonts w:asciiTheme="minorHAnsi" w:eastAsiaTheme="minorEastAsia" w:hAnsiTheme="minorHAnsi" w:cstheme="minorBidi"/>
+          <w:color w:val="auto"/>
+          <w:sz w:val="24"/>
+          <w:szCs w:val="24"/>
+        </w:rPr>
+        <w:t>En este contexto, se hace necesario implementar herramientas tecnológicas que aseguren la calidad del producto final y minimicen los márgenes de error humano. Es allí donde surge el Sistema de Control de Calidad en el Procesamiento de Granos, una solución diseñada para automatizar el registro, validación y análisis de parámetros críticos, integrando equipos de laboratorio con algoritmos de verificación y módulos de reportes centralizados. Este sistema permitirá a los operarios y analistas contar con información confiable en tiempo real, optimizando los procesos de inspección, reduciendo desperdicios y asegurando que cada lote cumpla con los requisitos de calidad establecidos.</w:t>
+      </w:r>
+    </w:p>
+    <w:p>
+      <w:pPr>
+        <w:pStyle w:val="Ttulo1"/>
+        <w:jc w:val="both"/>
+        <w:rPr>
+          <w:rFonts w:asciiTheme="minorHAnsi" w:eastAsiaTheme="minorEastAsia" w:hAnsiTheme="minorHAnsi" w:cstheme="minorBidi"/>
+          <w:color w:val="auto"/>
+          <w:sz w:val="24"/>
+          <w:szCs w:val="24"/>
+        </w:rPr>
+      </w:pPr>
+    </w:p>
+    <w:p>
+      <w:pPr>
+        <w:pStyle w:val="Ttulo1"/>
+        <w:jc w:val="both"/>
+        <w:rPr>
+          <w:rFonts w:asciiTheme="minorHAnsi" w:eastAsiaTheme="minorEastAsia" w:hAnsiTheme="minorHAnsi" w:cstheme="minorBidi"/>
+          <w:color w:val="auto"/>
+          <w:sz w:val="24"/>
+          <w:szCs w:val="24"/>
+        </w:rPr>
+      </w:pPr>
+      <w:r>
+        <w:rPr>
+          <w:rFonts w:asciiTheme="minorHAnsi" w:eastAsiaTheme="minorEastAsia" w:hAnsiTheme="minorHAnsi" w:cstheme="minorBidi"/>
+          <w:color w:val="auto"/>
+          <w:sz w:val="24"/>
+          <w:szCs w:val="24"/>
+        </w:rPr>
+        <w:t>Con ello, el proyecto busca aportar a la modernización del sector agroindustrial de la Sabana, fortaleciendo la competitividad regional y garantizando la entrega de granos de alta calidad a los consumidores finales.</w:t>
+      </w:r>
+      <w:r>
+        <w:rPr>
+          <w:rFonts w:asciiTheme="minorHAnsi" w:eastAsiaTheme="minorEastAsia" w:hAnsiTheme="minorHAnsi" w:cstheme="minorBidi"/>
+          <w:color w:val="auto"/>
+          <w:sz w:val="24"/>
+          <w:szCs w:val="24"/>
+        </w:rPr>
+        <w:t xml:space="preserve"> (Repositorio SENA,</w:t>
+      </w:r>
+      <w:r>
+        <w:rPr>
+          <w:rFonts w:asciiTheme="minorHAnsi" w:eastAsiaTheme="minorEastAsia" w:hAnsiTheme="minorHAnsi" w:cstheme="minorBidi"/>
+          <w:color w:val="auto"/>
+          <w:sz w:val="24"/>
+          <w:szCs w:val="24"/>
+        </w:rPr>
+        <w:t>1989, Julio</w:t>
+      </w:r>
+      <w:r>
+        <w:rPr>
+          <w:rFonts w:asciiTheme="minorHAnsi" w:eastAsiaTheme="minorEastAsia" w:hAnsiTheme="minorHAnsi" w:cstheme="minorBidi"/>
+          <w:color w:val="auto"/>
+          <w:sz w:val="24"/>
+          <w:szCs w:val="24"/>
+        </w:rPr>
+        <w:t xml:space="preserve"> Ospina p.32)</w:t>
+      </w:r>
+    </w:p>
+    <w:p>
+      <w:pPr>
+        <w:pStyle w:val="Ttulo1"/>
+        <w:jc w:val="both"/>
+        <w:rPr>
+          <w:rFonts w:asciiTheme="minorHAnsi" w:eastAsiaTheme="minorEastAsia" w:hAnsiTheme="minorHAnsi" w:cstheme="minorBidi"/>
+          <w:color w:val="auto"/>
+          <w:sz w:val="24"/>
+          <w:szCs w:val="24"/>
+        </w:rPr>
+      </w:pPr>
+    </w:p>
+    <w:p>
+      <w:pPr>
+        <w:pStyle w:val="Ttulo1"/>
+        <w:jc w:val="center"/>
+        <w:rPr>
+          <w:rFonts w:asciiTheme="minorHAnsi" w:eastAsiaTheme="minorEastAsia" w:hAnsiTheme="minorHAnsi" w:cstheme="minorBidi"/>
+          <w:color w:val="auto"/>
+          <w:sz w:val="24"/>
+          <w:szCs w:val="24"/>
+        </w:rPr>
+      </w:pPr>
+    </w:p>
+    <w:p>
+      <w:pPr>
+        <w:pStyle w:val="Ttulo1"/>
+        <w:jc w:val="center"/>
+        <w:rPr>
+          <w:b/>
+          <w:bCs/>
+          <w:color w:val="000000" w:themeColor="text1"/>
+        </w:rPr>
+      </w:pPr>
+      <w:r>
+        <w:rPr>
+          <w:b/>
+          <w:bCs/>
+          <w:color w:val="000000" w:themeColor="text1"/>
+        </w:rPr>
+        <w:t>Justificación</w:t>
+      </w:r>
+      <w:bookmarkEnd w:id="6"/>
+      <w:r>
+        <w:rPr>
+          <w:b/>
+          <w:bCs/>
+          <w:color w:val="000000" w:themeColor="text1"/>
+        </w:rPr>
+        <w:t xml:space="preserve"> </w:t>
+      </w:r>
+    </w:p>
+    <w:p/>
+    <w:p/>
+    <w:p/>
+    <w:p>
+      <w:pPr>
+        <w:jc w:val="both"/>
+      </w:pPr>
+      <w:r>
+        <w:t>La problemática central que enfrentan actualmente las agroindustrias de la Sabana radica en la falta de sistemas integrados de control de calidad que permitan monitorear de manera precisa y automatizada las condiciones de los granos procesados. En muchos casos, los controles se realizan de forma manual, lo que genera riesgos como la duplicidad de registros, la falta de trazabilidad, errores en la captura de datos y retrasos en la toma de decisiones. Esta situación no solo repercute en la eficiencia de las plantas de procesamiento, sino también en la confianza del consumidor, al no garantizar un estándar uniforme de calidad.</w:t>
+      </w:r>
+    </w:p>
+    <w:p>
+      <w:pPr>
+        <w:jc w:val="both"/>
+      </w:pPr>
+    </w:p>
+    <w:p>
+      <w:pPr>
+        <w:pStyle w:val="Descripcin"/>
+        <w:rPr>
+          <w:b/>
+          <w:bCs/>
+          <w:color w:val="000000" w:themeColor="text1"/>
+        </w:rPr>
+      </w:pPr>
+      <w:bookmarkStart w:id="7" w:name="_Toc207609080"/>
+      <w:r>
+        <w:rPr>
+          <w:b/>
+          <w:bCs/>
+          <w:color w:val="000000" w:themeColor="text1"/>
+        </w:rPr>
+        <w:t xml:space="preserve">Tabla </w:t>
+      </w:r>
+      <w:r>
+        <w:rPr>
+          <w:b/>
+          <w:bCs/>
+          <w:color w:val="000000" w:themeColor="text1"/>
+        </w:rPr>
+        <w:fldChar w:fldCharType="begin"/>
+      </w:r>
+      <w:r>
+        <w:rPr>
+          <w:b/>
+          <w:bCs/>
+          <w:color w:val="000000" w:themeColor="text1"/>
+        </w:rPr>
+        <w:instrText xml:space="preserve"> SEQ Tabla \* ARABIC </w:instrText>
+      </w:r>
+      <w:r>
+        <w:rPr>
+          <w:b/>
+          <w:bCs/>
+          <w:color w:val="000000" w:themeColor="text1"/>
+        </w:rPr>
+        <w:fldChar w:fldCharType="separate"/>
+      </w:r>
+      <w:r>
+        <w:rPr>
+          <w:b/>
+          <w:bCs/>
+          <w:noProof/>
+          <w:color w:val="000000" w:themeColor="text1"/>
+        </w:rPr>
+        <w:t>1</w:t>
+      </w:r>
+      <w:r>
+        <w:rPr>
+          <w:b/>
+          <w:bCs/>
+          <w:color w:val="000000" w:themeColor="text1"/>
+        </w:rPr>
+        <w:fldChar w:fldCharType="end"/>
+      </w:r>
+      <w:r>
+        <w:rPr>
+          <w:b/>
+          <w:bCs/>
+          <w:color w:val="000000" w:themeColor="text1"/>
+        </w:rPr>
+        <w:t xml:space="preserve"> </w:t>
+      </w:r>
+      <w:bookmarkEnd w:id="7"/>
+      <w:r>
+        <w:rPr>
+          <w:b/>
+          <w:bCs/>
+          <w:color w:val="000000" w:themeColor="text1"/>
+        </w:rPr>
+        <w:t xml:space="preserve">Calidad que presentan los granos en base a sus requisitos </w:t>
+      </w:r>
+    </w:p>
+    <w:p>
+      <w:pPr>
+        <w:jc w:val="center"/>
+      </w:pPr>
+      <w:r>
+        <w:rPr>
+          <w:noProof/>
+        </w:rPr>
+        <w:drawing>
+          <wp:inline distT="0" distB="0" distL="0" distR="0" wp14:anchorId="50A6D503" wp14:editId="4BFB52FD">
+            <wp:extent cx="4274200" cy="2605443"/>
+            <wp:effectExtent l="0" t="0" r="0" b="4445"/>
+            <wp:docPr id="60355543" name="Imagen 1"/>
+            <wp:cNvGraphicFramePr>
+              <a:graphicFrameLocks xmlns:a="http://schemas.openxmlformats.org/drawingml/2006/main" noChangeAspect="1"/>
+            </wp:cNvGraphicFramePr>
+            <a:graphic xmlns:a="http://schemas.openxmlformats.org/drawingml/2006/main">
+              <a:graphicData uri="http://schemas.openxmlformats.org/drawingml/2006/picture">
+                <pic:pic xmlns:pic="http://schemas.openxmlformats.org/drawingml/2006/picture">
+                  <pic:nvPicPr>
+                    <pic:cNvPr id="0" name="Picture 2"/>
+                    <pic:cNvPicPr>
+                      <a:picLocks noChangeAspect="1" noChangeArrowheads="1"/>
+                    </pic:cNvPicPr>
+                  </pic:nvPicPr>
+                  <pic:blipFill>
+                    <a:blip r:embed="rId7">
+                      <a:extLst>
+                        <a:ext uri="{28A0092B-C50C-407E-A947-70E740481C1C}">
+                          <a14:useLocalDpi xmlns:a14="http://schemas.microsoft.com/office/drawing/2010/main" val="0"/>
+                        </a:ext>
+                      </a:extLst>
+                    </a:blip>
+                    <a:srcRect/>
+                    <a:stretch>
+                      <a:fillRect/>
+                    </a:stretch>
+                  </pic:blipFill>
+                  <pic:spPr bwMode="auto">
+                    <a:xfrm>
+                      <a:off x="0" y="0"/>
+                      <a:ext cx="4298442" cy="2620220"/>
+                    </a:xfrm>
+                    <a:prstGeom prst="rect">
+                      <a:avLst/>
+                    </a:prstGeom>
+                    <a:noFill/>
+                  </pic:spPr>
+                </pic:pic>
+              </a:graphicData>
+            </a:graphic>
+          </wp:inline>
+        </w:drawing>
+      </w:r>
+    </w:p>
+    <w:p>
+      <w:pPr>
+        <w:jc w:val="both"/>
+      </w:pPr>
+    </w:p>
+    <w:p>
+      <w:pPr>
+        <w:jc w:val="both"/>
+      </w:pPr>
+      <w:r>
+        <w:t xml:space="preserve">La implementación del Sistema de Control de Calidad en el Procesamiento de Granos se justifica como una respuesta directa a esta problemática. El sistema </w:t>
+      </w:r>
+      <w:r>
+        <w:lastRenderedPageBreak/>
+        <w:t>integrará de manera eficiente equipos de laboratorio modernos con algoritmos de verificación que comparan los resultados obtenidos frente a estándares previamente definidos. Además, contará con una base de datos estructurada y módulos de generación de reportes, lo que facilitará el acceso rápido a información histórica y permitirá a los analistas identificar tendencias o patrones de incumplimiento.</w:t>
+      </w:r>
+    </w:p>
+    <w:p>
+      <w:pPr>
+        <w:jc w:val="both"/>
+      </w:pPr>
+    </w:p>
+    <w:p>
+      <w:pPr>
+        <w:jc w:val="both"/>
+      </w:pPr>
+      <w:r>
+        <w:t>Este proyecto no solo soluciona los problemas inmediatos de control y registro, sino que también contribuye a la sostenibilidad de la cadena productiva. Al reducir pérdidas de producto por fallas en la inspección y optimizar el proceso de control, se incrementa la productividad y se fortalecen las capacidades de las empresas agroindustriales locales. De esta manera, el sistema se convierte en un aporte significativo a la innovación tecnológica aplicada a la agroindustria de la Sabana.</w:t>
+      </w:r>
+    </w:p>
+    <w:p>
+      <w:pPr>
+        <w:jc w:val="both"/>
+      </w:pPr>
+      <w:r>
+        <w:t>(</w:t>
+      </w:r>
+      <w:r>
+        <w:t>Handbook of Farm, Dairy and Food Machinery Engineering</w:t>
+      </w:r>
+      <w:r>
+        <w:t>- H Mark Hanna-2013-cap.6)</w:t>
+      </w:r>
+    </w:p>
+    <w:p>
+      <w:pPr>
+        <w:pStyle w:val="Ttulo1"/>
+        <w:jc w:val="center"/>
+        <w:rPr>
+          <w:b/>
+          <w:bCs/>
+          <w:color w:val="000000" w:themeColor="text1"/>
+        </w:rPr>
+      </w:pPr>
+      <w:bookmarkStart w:id="8" w:name="_Toc207555919"/>
+    </w:p>
+    <w:p>
+      <w:pPr>
+        <w:pStyle w:val="Ttulo1"/>
+        <w:jc w:val="center"/>
+        <w:rPr>
+          <w:b/>
+          <w:bCs/>
+          <w:color w:val="000000" w:themeColor="text1"/>
+        </w:rPr>
+      </w:pPr>
+      <w:r>
+        <w:rPr>
+          <w:b/>
+          <w:bCs/>
+          <w:color w:val="000000" w:themeColor="text1"/>
+        </w:rPr>
+        <w:t>Pregunta Problema</w:t>
+      </w:r>
+      <w:bookmarkEnd w:id="8"/>
+    </w:p>
+    <w:p>
+      <w:pPr>
+        <w:pStyle w:val="Ttulo1"/>
+        <w:jc w:val="both"/>
+        <w:rPr>
+          <w:rFonts w:ascii="Arial" w:hAnsi="Arial" w:cs="Arial"/>
+          <w:bCs/>
+          <w:color w:val="000000" w:themeColor="text1"/>
+          <w:sz w:val="24"/>
+          <w:szCs w:val="24"/>
+        </w:rPr>
+      </w:pPr>
+      <w:bookmarkStart w:id="9" w:name="_Toc207555920"/>
+      <w:r>
+        <w:rPr>
+          <w:rFonts w:ascii="Arial" w:hAnsi="Arial" w:cs="Arial"/>
+          <w:bCs/>
+          <w:color w:val="000000" w:themeColor="text1"/>
+          <w:sz w:val="24"/>
+          <w:szCs w:val="24"/>
+        </w:rPr>
+        <w:t>¿Cómo puede un sistema automatizado de control de calidad, basado en el registro digital de datos, algoritmos de validación y reportes integrados, contribuir a garantizar que los granos procesados en las plantas agroindustriales de la Sabana cumplan consistentemente con los estándares de calidad definidos, reduciendo errores humanos y mejorando la eficiencia de los procesos productivos?</w:t>
+      </w:r>
+      <w:r>
+        <w:rPr>
+          <w:rFonts w:ascii="Arial" w:hAnsi="Arial" w:cs="Arial"/>
+          <w:bCs/>
+          <w:color w:val="000000" w:themeColor="text1"/>
+          <w:sz w:val="24"/>
+          <w:szCs w:val="24"/>
+        </w:rPr>
+        <w:t xml:space="preserve"> (</w:t>
+      </w:r>
+      <w:r>
+        <w:rPr>
+          <w:rFonts w:ascii="Arial" w:hAnsi="Arial" w:cs="Arial"/>
+          <w:bCs/>
+          <w:color w:val="000000" w:themeColor="text1"/>
+          <w:sz w:val="24"/>
+          <w:szCs w:val="24"/>
+        </w:rPr>
+        <w:t>northwinds.com-</w:t>
+      </w:r>
+      <w:proofErr w:type="spellStart"/>
+      <w:r>
+        <w:rPr>
+          <w:rFonts w:ascii="Arial" w:hAnsi="Arial" w:cs="Arial"/>
+          <w:bCs/>
+          <w:color w:val="000000" w:themeColor="text1"/>
+          <w:sz w:val="24"/>
+          <w:szCs w:val="24"/>
+        </w:rPr>
+        <w:t>Antelope</w:t>
+      </w:r>
+      <w:proofErr w:type="spellEnd"/>
+      <w:r>
+        <w:rPr>
+          <w:rFonts w:ascii="Arial" w:hAnsi="Arial" w:cs="Arial"/>
+          <w:bCs/>
+          <w:color w:val="000000" w:themeColor="text1"/>
+          <w:sz w:val="24"/>
+          <w:szCs w:val="24"/>
+        </w:rPr>
+        <w:t xml:space="preserve"> Road, </w:t>
+      </w:r>
+      <w:proofErr w:type="spellStart"/>
+      <w:r>
+        <w:rPr>
+          <w:rFonts w:ascii="Arial" w:hAnsi="Arial" w:cs="Arial"/>
+          <w:bCs/>
+          <w:color w:val="000000" w:themeColor="text1"/>
+          <w:sz w:val="24"/>
+          <w:szCs w:val="24"/>
+        </w:rPr>
+        <w:t>Sabetha</w:t>
+      </w:r>
+      <w:proofErr w:type="spellEnd"/>
+      <w:r>
+        <w:rPr>
+          <w:rFonts w:ascii="Arial" w:hAnsi="Arial" w:cs="Arial"/>
+          <w:bCs/>
+          <w:color w:val="000000" w:themeColor="text1"/>
+          <w:sz w:val="24"/>
+          <w:szCs w:val="24"/>
+        </w:rPr>
+        <w:t>, Kansas</w:t>
+      </w:r>
+      <w:r>
+        <w:rPr>
+          <w:rFonts w:ascii="Arial" w:hAnsi="Arial" w:cs="Arial"/>
+          <w:bCs/>
+          <w:color w:val="000000" w:themeColor="text1"/>
+          <w:sz w:val="24"/>
+          <w:szCs w:val="24"/>
+        </w:rPr>
+        <w:tab/>
+      </w:r>
+    </w:p>
+    <w:p>
+      <w:pPr>
+        <w:pStyle w:val="Ttulo1"/>
+        <w:jc w:val="center"/>
+        <w:rPr>
+          <w:b/>
+          <w:bCs/>
+          <w:color w:val="000000" w:themeColor="text1"/>
+        </w:rPr>
+      </w:pPr>
+      <w:r>
+        <w:rPr>
+          <w:b/>
+          <w:bCs/>
+          <w:color w:val="000000" w:themeColor="text1"/>
+        </w:rPr>
+        <w:t>Marcos</w:t>
+      </w:r>
+      <w:bookmarkEnd w:id="9"/>
+    </w:p>
+    <w:p/>
+    <w:p>
+      <w:pPr>
+        <w:pStyle w:val="Ttulo2"/>
+        <w:jc w:val="center"/>
+        <w:rPr>
+          <w:b/>
+          <w:bCs/>
+          <w:color w:val="000000" w:themeColor="text1"/>
+        </w:rPr>
+      </w:pPr>
+      <w:bookmarkStart w:id="10" w:name="_Toc207555921"/>
+    </w:p>
+    <w:p>
+      <w:pPr>
+        <w:pStyle w:val="Ttulo2"/>
+        <w:jc w:val="center"/>
+        <w:rPr>
+          <w:b/>
+          <w:bCs/>
+          <w:color w:val="000000" w:themeColor="text1"/>
+        </w:rPr>
+      </w:pPr>
+    </w:p>
+    <w:p>
+      <w:pPr>
+        <w:pStyle w:val="Ttulo2"/>
+        <w:jc w:val="center"/>
+        <w:rPr>
+          <w:b/>
+          <w:bCs/>
+          <w:color w:val="000000" w:themeColor="text1"/>
+        </w:rPr>
+      </w:pPr>
+    </w:p>
+    <w:p>
+      <w:pPr>
+        <w:pStyle w:val="Ttulo2"/>
+        <w:jc w:val="center"/>
+        <w:rPr>
+          <w:b/>
+          <w:bCs/>
+          <w:color w:val="000000" w:themeColor="text1"/>
+        </w:rPr>
+      </w:pPr>
+      <w:r>
+        <w:rPr>
+          <w:b/>
+          <w:bCs/>
+          <w:color w:val="000000" w:themeColor="text1"/>
+        </w:rPr>
+        <w:t>Marco Conceptual</w:t>
+      </w:r>
+      <w:bookmarkEnd w:id="10"/>
+    </w:p>
+    <w:p/>
+    <w:p/>
+    <w:p>
+      <w:r>
+        <w:t>Agroindustria</w:t>
+      </w:r>
+    </w:p>
+    <w:p>
+      <w:r>
+        <w:t>Sector económico que transforma productos agrícolas en bienes de consumo o insumos, en este caso enfocado en el procesamiento de granos.</w:t>
+      </w:r>
+      <w:r>
+        <w:t xml:space="preserve"> </w:t>
+      </w:r>
+      <w:r>
+        <w:t>(FAO, 2017).</w:t>
+      </w:r>
+    </w:p>
+    <w:p/>
+    <w:p>
+      <w:r>
+        <w:t>Algoritmos de Verificación</w:t>
+      </w:r>
+    </w:p>
+    <w:p>
+      <w:r>
+        <w:t>Procesos automatizados que comparan los resultados de análisis de granos frente a estándares de calidad previamente definidos.</w:t>
+      </w:r>
+      <w:r>
+        <w:t xml:space="preserve"> </w:t>
+      </w:r>
+      <w:r>
+        <w:t xml:space="preserve">(Hanna, </w:t>
+      </w:r>
+      <w:r>
+        <w:rPr>
+          <w:i/>
+          <w:iCs/>
+        </w:rPr>
+        <w:t>Handbook of Farm, Dairy and Food Machinery Engineering</w:t>
+      </w:r>
+      <w:r>
+        <w:t>, 2013).</w:t>
+      </w:r>
+    </w:p>
+    <w:p/>
+    <w:p>
+      <w:r>
+        <w:t>Base de Datos Estructurada</w:t>
+      </w:r>
+    </w:p>
+    <w:p>
+      <w:r>
+        <w:t>Sistema organizado de almacenamiento de información que permite registrar, consultar y analizar los parámetros de calidad de los granos con trazabilidad.</w:t>
+      </w:r>
+      <w:r>
+        <w:t xml:space="preserve"> </w:t>
+      </w:r>
+      <w:r>
+        <w:t>(</w:t>
+      </w:r>
+      <w:proofErr w:type="spellStart"/>
+      <w:r>
+        <w:t>Elmasri</w:t>
+      </w:r>
+      <w:proofErr w:type="spellEnd"/>
+      <w:r>
+        <w:t xml:space="preserve"> &amp; </w:t>
+      </w:r>
+      <w:proofErr w:type="spellStart"/>
+      <w:r>
+        <w:t>Navathe</w:t>
+      </w:r>
+      <w:proofErr w:type="spellEnd"/>
+      <w:r>
+        <w:t xml:space="preserve">, </w:t>
+      </w:r>
+      <w:r>
+        <w:rPr>
+          <w:i/>
+          <w:iCs/>
+        </w:rPr>
+        <w:t xml:space="preserve">Fundamentals of </w:t>
+      </w:r>
+      <w:proofErr w:type="spellStart"/>
+      <w:r>
+        <w:rPr>
+          <w:i/>
+          <w:iCs/>
+        </w:rPr>
+        <w:t>Database</w:t>
+      </w:r>
+      <w:proofErr w:type="spellEnd"/>
+      <w:r>
+        <w:rPr>
+          <w:i/>
+          <w:iCs/>
+        </w:rPr>
+        <w:t xml:space="preserve"> </w:t>
+      </w:r>
+      <w:proofErr w:type="spellStart"/>
+      <w:r>
+        <w:rPr>
+          <w:i/>
+          <w:iCs/>
+        </w:rPr>
+        <w:t>Systems</w:t>
+      </w:r>
+      <w:proofErr w:type="spellEnd"/>
+      <w:r>
+        <w:t>, 2016).</w:t>
+      </w:r>
+    </w:p>
+    <w:p/>
+    <w:p>
+      <w:r>
+        <w:t>Calidad de los Granos</w:t>
+      </w:r>
+    </w:p>
+    <w:p>
+      <w:r>
+        <w:t>Conjunto de características físicas, químicas y biológicas que determinan si los granos cumplen con estándares nacionales e internacionales (ej. humedad, pureza, almacenamiento).</w:t>
+      </w:r>
+      <w:r>
+        <w:t xml:space="preserve"> </w:t>
+      </w:r>
+      <w:r>
+        <w:t xml:space="preserve">(Codex </w:t>
+      </w:r>
+      <w:proofErr w:type="spellStart"/>
+      <w:r>
+        <w:t>Alimentarius</w:t>
+      </w:r>
+      <w:proofErr w:type="spellEnd"/>
+      <w:r>
+        <w:t>, FAO/OMS, 2019).</w:t>
+      </w:r>
+    </w:p>
+    <w:p/>
+    <w:p>
+      <w:r>
+        <w:t>Control de Calidad</w:t>
+      </w:r>
+    </w:p>
+    <w:p>
+      <w:r>
+        <w:lastRenderedPageBreak/>
+        <w:t>Conjunto de procedimientos destinados a garantizar que los granos procesados cumplan con los estándares de seguridad alimentaria y competitividad en el mercado.</w:t>
+      </w:r>
+      <w:r>
+        <w:t xml:space="preserve"> </w:t>
+      </w:r>
+      <w:r>
+        <w:t xml:space="preserve">(Juran, </w:t>
+      </w:r>
+      <w:proofErr w:type="spellStart"/>
+      <w:r>
+        <w:rPr>
+          <w:i/>
+          <w:iCs/>
+        </w:rPr>
+        <w:t>Quality</w:t>
+      </w:r>
+      <w:proofErr w:type="spellEnd"/>
+      <w:r>
+        <w:rPr>
+          <w:i/>
+          <w:iCs/>
+        </w:rPr>
+        <w:t xml:space="preserve"> Control Handbook</w:t>
+      </w:r>
+      <w:r>
+        <w:t>, 1999).</w:t>
+      </w:r>
+    </w:p>
+    <w:p/>
+    <w:p>
+      <w:r>
+        <w:t>Estándares de Calidad</w:t>
+      </w:r>
+    </w:p>
+    <w:p>
+      <w:r>
+        <w:t>Normas nacionales e internacionales que definen los parámetros mínimos que deben cumplir los granos para ser considerados aptos para consumo o procesamiento.</w:t>
+      </w:r>
+      <w:r>
+        <w:t xml:space="preserve"> </w:t>
+      </w:r>
+      <w:r>
+        <w:t>(ISO 22000:2018).</w:t>
+      </w:r>
+    </w:p>
+    <w:p/>
+    <w:p>
+      <w:r>
+        <w:t>Errores Humanos</w:t>
+      </w:r>
+    </w:p>
+    <w:p>
+      <w:r>
+        <w:t>Fallas asociadas a procesos manuales (duplicidad de registros, inconsistencias en datos o retrasos) que afectan la confiabilidad del control de calidad.</w:t>
+      </w:r>
+      <w:r>
+        <w:t xml:space="preserve"> </w:t>
+      </w:r>
+      <w:r>
+        <w:t xml:space="preserve">(Reason, </w:t>
+      </w:r>
+      <w:r>
+        <w:rPr>
+          <w:i/>
+          <w:iCs/>
+        </w:rPr>
+        <w:t>Human Error</w:t>
+      </w:r>
+      <w:r>
+        <w:t>, 1990).</w:t>
+      </w:r>
+    </w:p>
+    <w:p/>
+    <w:p>
+      <w:r>
+        <w:t>Informes o Reportes Integrados</w:t>
+      </w:r>
+    </w:p>
+    <w:p>
+      <w:r>
+        <w:t>Documentos generados automáticamente por el sistema que consolidan resultados de inspección y análisis, facilitando la toma de decisiones.</w:t>
+      </w:r>
+      <w:r>
+        <w:t xml:space="preserve"> </w:t>
+      </w:r>
+      <w:r>
+        <w:t>(ISO/IEC 15939:2017).</w:t>
+      </w:r>
+    </w:p>
+    <w:p/>
+    <w:p>
+      <w:r>
+        <w:t>Parámetros Críticos de Control</w:t>
+      </w:r>
+    </w:p>
+    <w:p>
+      <w:r>
+        <w:t>Variables fundamentales en la evaluación de granos, como nivel de humedad, presencia de impurezas o estado de almacenamiento.</w:t>
+      </w:r>
+      <w:r>
+        <w:t xml:space="preserve"> </w:t>
+      </w:r>
+      <w:r>
+        <w:t xml:space="preserve">(Harris &amp; Fuller, </w:t>
+      </w:r>
+      <w:r>
+        <w:rPr>
+          <w:i/>
+          <w:iCs/>
+        </w:rPr>
+        <w:t xml:space="preserve">Food </w:t>
+      </w:r>
+      <w:proofErr w:type="spellStart"/>
+      <w:r>
+        <w:rPr>
+          <w:i/>
+          <w:iCs/>
+        </w:rPr>
+        <w:t>Quality</w:t>
+      </w:r>
+      <w:proofErr w:type="spellEnd"/>
+      <w:r>
+        <w:rPr>
+          <w:i/>
+          <w:iCs/>
+        </w:rPr>
+        <w:t xml:space="preserve"> and Safety </w:t>
+      </w:r>
+      <w:proofErr w:type="spellStart"/>
+      <w:r>
+        <w:rPr>
+          <w:i/>
+          <w:iCs/>
+        </w:rPr>
+        <w:t>Systems</w:t>
+      </w:r>
+      <w:proofErr w:type="spellEnd"/>
+      <w:r>
+        <w:t>, 2014).</w:t>
+      </w:r>
+    </w:p>
+    <w:p/>
+    <w:p>
+      <w:r>
+        <w:t>Procesamiento de Granos</w:t>
+      </w:r>
+    </w:p>
+    <w:p>
+      <w:r>
+        <w:t>Etapas industriales que transforman los granos desde su recepción hasta la entrega como producto listo para consumo o transformación posterior.</w:t>
+      </w:r>
+      <w:r>
+        <w:t xml:space="preserve"> </w:t>
+      </w:r>
+      <w:r>
+        <w:t xml:space="preserve">(Juliano, </w:t>
+      </w:r>
+      <w:r>
+        <w:rPr>
+          <w:i/>
+          <w:iCs/>
+        </w:rPr>
+        <w:t xml:space="preserve">Rice </w:t>
+      </w:r>
+      <w:proofErr w:type="spellStart"/>
+      <w:r>
+        <w:rPr>
+          <w:i/>
+          <w:iCs/>
+        </w:rPr>
+        <w:t>Chemistry</w:t>
+      </w:r>
+      <w:proofErr w:type="spellEnd"/>
+      <w:r>
+        <w:rPr>
+          <w:i/>
+          <w:iCs/>
+        </w:rPr>
+        <w:t xml:space="preserve"> and </w:t>
+      </w:r>
+      <w:proofErr w:type="spellStart"/>
+      <w:r>
+        <w:rPr>
+          <w:i/>
+          <w:iCs/>
+        </w:rPr>
+        <w:t>Technology</w:t>
+      </w:r>
+      <w:proofErr w:type="spellEnd"/>
+      <w:r>
+        <w:t>, 1993).</w:t>
+      </w:r>
+    </w:p>
+    <w:p/>
+    <w:p>
+      <w:r>
+        <w:t>Sistema de Control de Calidad</w:t>
+      </w:r>
+    </w:p>
+    <w:p>
+      <w:r>
+        <w:lastRenderedPageBreak/>
+        <w:t>Herramienta tecnológica que integra equipos de laboratorio, algoritmos de validación y generación de reportes para garantizar la calidad de los granos procesados.</w:t>
+      </w:r>
+      <w:r>
+        <w:t xml:space="preserve"> </w:t>
+      </w:r>
+      <w:r>
+        <w:t xml:space="preserve"> Su objetivo es asegurar confiabilidad en tiempo real y reducir </w:t>
+      </w:r>
+      <w:proofErr w:type="gramStart"/>
+      <w:r>
+        <w:t>desperdicios</w:t>
+      </w:r>
+      <w:r>
+        <w:t>(</w:t>
+      </w:r>
+      <w:proofErr w:type="gramEnd"/>
+      <w:r>
+        <w:t>ISO 9001:2015).</w:t>
+      </w:r>
+    </w:p>
+    <w:p/>
+    <w:p>
+      <w:r>
+        <w:t>Trazabilidad</w:t>
+      </w:r>
+    </w:p>
+    <w:p>
+      <w:r>
+        <w:t>Capacidad de seguir el recorrido de los granos desde su recepción hasta el producto final, asegurando registro confiable y transparente en cada etapa.</w:t>
+      </w:r>
+      <w:r>
+        <w:t xml:space="preserve"> </w:t>
+      </w:r>
+      <w:r>
+        <w:t>(ISO 22005:2007).</w:t>
+      </w:r>
+    </w:p>
+    <w:p/>
+    <w:p>
+      <w:pPr>
+        <w:pStyle w:val="Ttulo2"/>
+        <w:jc w:val="center"/>
+        <w:rPr>
+          <w:b/>
+          <w:bCs/>
+          <w:color w:val="000000" w:themeColor="text1"/>
+        </w:rPr>
+      </w:pPr>
+      <w:bookmarkStart w:id="11" w:name="_Toc207555922"/>
+      <w:r>
+        <w:rPr>
+          <w:b/>
+          <w:bCs/>
+          <w:color w:val="000000" w:themeColor="text1"/>
+        </w:rPr>
+        <w:t>Marco Referencial</w:t>
+      </w:r>
+      <w:bookmarkEnd w:id="11"/>
     </w:p>
     <w:p/>
     <w:p/>
@@ -2466,687 +3739,24 @@
     <w:p/>
     <w:p/>
     <w:p/>
-    <w:p/>
-    <w:p/>
-    <w:p/>
-    <w:p/>
-    <w:p/>
-    <w:p/>
-    <w:p/>
-    <w:p/>
-    <w:p/>
-    <w:p/>
-    <w:p/>
-    <w:p/>
-    <w:p/>
-    <w:p/>
-    <w:p/>
-    <w:p/>
-    <w:p/>
-    <w:p/>
-    <w:p>
-      <w:pPr>
-        <w:pStyle w:val="Ttulo1"/>
-        <w:jc w:val="center"/>
-        <w:rPr>
-          <w:rFonts w:ascii="Arial" w:hAnsi="Arial" w:cs="Arial"/>
-          <w:b/>
-          <w:bCs/>
-          <w:color w:val="000000" w:themeColor="text1"/>
-        </w:rPr>
-      </w:pPr>
-      <w:bookmarkStart w:id="3" w:name="_Toc207555915"/>
-      <w:r>
-        <w:rPr>
-          <w:rFonts w:ascii="Arial" w:hAnsi="Arial" w:cs="Arial"/>
+    <w:p>
+      <w:pPr>
+        <w:pStyle w:val="Ttulo2"/>
+        <w:jc w:val="center"/>
+        <w:rPr>
+          <w:b/>
+          <w:bCs/>
+          <w:color w:val="000000" w:themeColor="text1"/>
+        </w:rPr>
+      </w:pPr>
+      <w:bookmarkStart w:id="12" w:name="_Toc207555923"/>
+      <w:r>
+        <w:rPr>
           <w:b/>
           <w:bCs/>
           <w:color w:val="000000" w:themeColor="text1"/>
         </w:rPr>
         <w:lastRenderedPageBreak/>
-        <w:t>Índice de Tablas</w:t>
-      </w:r>
-      <w:bookmarkEnd w:id="3"/>
-    </w:p>
-    <w:p/>
-    <w:p>
-      <w:pPr>
-        <w:pStyle w:val="Ttulo1"/>
-        <w:jc w:val="center"/>
-        <w:rPr>
-          <w:rFonts w:ascii="Arial" w:hAnsi="Arial" w:cs="Arial"/>
-          <w:b/>
-          <w:bCs/>
-          <w:color w:val="000000" w:themeColor="text1"/>
-        </w:rPr>
-      </w:pPr>
-      <w:bookmarkStart w:id="4" w:name="_Toc207555916"/>
-      <w:r>
-        <w:rPr>
-          <w:rFonts w:ascii="Arial" w:hAnsi="Arial" w:cs="Arial"/>
-          <w:b/>
-          <w:bCs/>
-          <w:color w:val="000000" w:themeColor="text1"/>
-        </w:rPr>
-        <w:lastRenderedPageBreak/>
-        <w:t>Índice de Ilustraciones</w:t>
-      </w:r>
-      <w:bookmarkEnd w:id="4"/>
-    </w:p>
-    <w:p>
-      <w:pPr>
-        <w:pStyle w:val="Ttulo1"/>
-        <w:jc w:val="center"/>
-        <w:rPr>
-          <w:b/>
-          <w:bCs/>
-          <w:color w:val="000000" w:themeColor="text1"/>
-        </w:rPr>
-      </w:pPr>
-    </w:p>
-    <w:p>
-      <w:pPr>
-        <w:pStyle w:val="Ttulo1"/>
-        <w:jc w:val="center"/>
-        <w:rPr>
-          <w:b/>
-          <w:bCs/>
-          <w:color w:val="000000" w:themeColor="text1"/>
-        </w:rPr>
-      </w:pPr>
-    </w:p>
-    <w:p>
-      <w:pPr>
-        <w:pStyle w:val="Ttulo1"/>
-        <w:jc w:val="center"/>
-        <w:rPr>
-          <w:b/>
-          <w:bCs/>
-          <w:color w:val="000000" w:themeColor="text1"/>
-        </w:rPr>
-      </w:pPr>
-    </w:p>
-    <w:p>
-      <w:pPr>
-        <w:pStyle w:val="Ttulo1"/>
-        <w:jc w:val="center"/>
-        <w:rPr>
-          <w:b/>
-          <w:bCs/>
-          <w:color w:val="000000" w:themeColor="text1"/>
-        </w:rPr>
-      </w:pPr>
-    </w:p>
-    <w:p>
-      <w:pPr>
-        <w:pStyle w:val="Ttulo1"/>
-        <w:jc w:val="center"/>
-        <w:rPr>
-          <w:b/>
-          <w:bCs/>
-          <w:color w:val="000000" w:themeColor="text1"/>
-        </w:rPr>
-      </w:pPr>
-    </w:p>
-    <w:p>
-      <w:pPr>
-        <w:pStyle w:val="Ttulo1"/>
-        <w:jc w:val="center"/>
-        <w:rPr>
-          <w:b/>
-          <w:bCs/>
-          <w:color w:val="000000" w:themeColor="text1"/>
-        </w:rPr>
-      </w:pPr>
-    </w:p>
-    <w:p>
-      <w:pPr>
-        <w:pStyle w:val="Ttulo1"/>
-        <w:jc w:val="center"/>
-        <w:rPr>
-          <w:b/>
-          <w:bCs/>
-          <w:color w:val="000000" w:themeColor="text1"/>
-        </w:rPr>
-      </w:pPr>
-    </w:p>
-    <w:p>
-      <w:pPr>
-        <w:pStyle w:val="Ttulo1"/>
-        <w:jc w:val="center"/>
-        <w:rPr>
-          <w:b/>
-          <w:bCs/>
-          <w:color w:val="000000" w:themeColor="text1"/>
-        </w:rPr>
-      </w:pPr>
-    </w:p>
-    <w:p>
-      <w:pPr>
-        <w:pStyle w:val="Ttulo1"/>
-        <w:jc w:val="center"/>
-        <w:rPr>
-          <w:b/>
-          <w:bCs/>
-          <w:color w:val="000000" w:themeColor="text1"/>
-        </w:rPr>
-      </w:pPr>
-    </w:p>
-    <w:p>
-      <w:pPr>
-        <w:pStyle w:val="Ttulo1"/>
-        <w:jc w:val="center"/>
-        <w:rPr>
-          <w:b/>
-          <w:bCs/>
-          <w:color w:val="000000" w:themeColor="text1"/>
-        </w:rPr>
-      </w:pPr>
-    </w:p>
-    <w:p>
-      <w:pPr>
-        <w:pStyle w:val="Ttulo1"/>
-        <w:jc w:val="center"/>
-        <w:rPr>
-          <w:b/>
-          <w:bCs/>
-          <w:color w:val="000000" w:themeColor="text1"/>
-        </w:rPr>
-      </w:pPr>
-    </w:p>
-    <w:p>
-      <w:pPr>
-        <w:pStyle w:val="Ttulo1"/>
-        <w:jc w:val="center"/>
-        <w:rPr>
-          <w:b/>
-          <w:bCs/>
-          <w:color w:val="000000" w:themeColor="text1"/>
-        </w:rPr>
-      </w:pPr>
-    </w:p>
-    <w:p>
-      <w:pPr>
-        <w:pStyle w:val="Ttulo1"/>
-        <w:jc w:val="center"/>
-        <w:rPr>
-          <w:b/>
-          <w:bCs/>
-          <w:color w:val="000000" w:themeColor="text1"/>
-        </w:rPr>
-      </w:pPr>
-    </w:p>
-    <w:p>
-      <w:pPr>
-        <w:pStyle w:val="Ttulo1"/>
-        <w:jc w:val="center"/>
-        <w:rPr>
-          <w:b/>
-          <w:bCs/>
-        </w:rPr>
-      </w:pPr>
-      <w:r>
-        <w:rPr>
-          <w:b/>
-          <w:bCs/>
-        </w:rPr>
-        <w:t xml:space="preserve"> </w:t>
-      </w:r>
-    </w:p>
-    <w:p>
-      <w:pPr>
-        <w:pStyle w:val="Ttulo1"/>
-        <w:jc w:val="center"/>
-        <w:rPr>
-          <w:rFonts w:ascii="Arial" w:hAnsi="Arial" w:cs="Arial"/>
-          <w:b/>
-          <w:bCs/>
-          <w:color w:val="000000" w:themeColor="text1"/>
-        </w:rPr>
-      </w:pPr>
-      <w:bookmarkStart w:id="5" w:name="_Toc207555917"/>
-      <w:r>
-        <w:rPr>
-          <w:rFonts w:ascii="Arial" w:hAnsi="Arial" w:cs="Arial"/>
-          <w:b/>
-          <w:bCs/>
-          <w:color w:val="000000" w:themeColor="text1"/>
-        </w:rPr>
-        <w:lastRenderedPageBreak/>
-        <w:t>Introducción</w:t>
-      </w:r>
-      <w:bookmarkEnd w:id="5"/>
-    </w:p>
-    <w:p>
-      <w:pPr>
-        <w:pStyle w:val="Ttulo1"/>
-        <w:jc w:val="center"/>
-        <w:rPr>
-          <w:rFonts w:ascii="Arial" w:hAnsi="Arial" w:cs="Arial"/>
-          <w:b/>
-          <w:bCs/>
-          <w:color w:val="000000" w:themeColor="text1"/>
-        </w:rPr>
-      </w:pPr>
-      <w:r>
-        <w:rPr>
-          <w:rFonts w:ascii="Arial" w:hAnsi="Arial" w:cs="Arial"/>
-          <w:b/>
-          <w:bCs/>
-          <w:color w:val="000000" w:themeColor="text1"/>
-        </w:rPr>
-        <w:t xml:space="preserve"> </w:t>
-      </w:r>
-    </w:p>
-    <w:p>
-      <w:pPr>
-        <w:pStyle w:val="Ttulo1"/>
-        <w:jc w:val="center"/>
-        <w:rPr>
-          <w:rFonts w:asciiTheme="minorHAnsi" w:eastAsiaTheme="minorEastAsia" w:hAnsiTheme="minorHAnsi" w:cstheme="minorBidi"/>
-          <w:color w:val="auto"/>
-          <w:sz w:val="24"/>
-          <w:szCs w:val="24"/>
-        </w:rPr>
-      </w:pPr>
-      <w:bookmarkStart w:id="6" w:name="_Toc207555918"/>
-      <w:r>
-        <w:rPr>
-          <w:rFonts w:asciiTheme="minorHAnsi" w:eastAsiaTheme="minorEastAsia" w:hAnsiTheme="minorHAnsi" w:cstheme="minorBidi"/>
-          <w:color w:val="auto"/>
-          <w:sz w:val="24"/>
-          <w:szCs w:val="24"/>
-        </w:rPr>
-        <w:t>El sector agroindustrial en la Sabana se ha consolidado como una de las principales fuentes de desarrollo económico y social de la región, dado que la producción y procesamiento de granos constituyen un eslabón fundamental en la cadena alimentaria. Sin embargo, la calidad de los granos procesados no siempre logra cumplir con los estándares establecidos por normas nacionales e internacionales, lo cual representa un desafío para garantizar la seguridad alimentaria y la competitividad en los mercados. Factores como la humedad, la presencia de impurezas, el deterioro en el almacenamiento y las fallas en los procesos de inspección manual generan inconsistencias que afectan tanto a los productores como a los consumidores.</w:t>
-      </w:r>
-    </w:p>
-    <w:p>
-      <w:pPr>
-        <w:pStyle w:val="Ttulo1"/>
-        <w:jc w:val="center"/>
-        <w:rPr>
-          <w:rFonts w:asciiTheme="minorHAnsi" w:eastAsiaTheme="minorEastAsia" w:hAnsiTheme="minorHAnsi" w:cstheme="minorBidi"/>
-          <w:color w:val="auto"/>
-          <w:sz w:val="24"/>
-          <w:szCs w:val="24"/>
-        </w:rPr>
-      </w:pPr>
-    </w:p>
-    <w:p>
-      <w:pPr>
-        <w:pStyle w:val="Ttulo1"/>
-        <w:jc w:val="center"/>
-        <w:rPr>
-          <w:rFonts w:asciiTheme="minorHAnsi" w:eastAsiaTheme="minorEastAsia" w:hAnsiTheme="minorHAnsi" w:cstheme="minorBidi"/>
-          <w:color w:val="auto"/>
-          <w:sz w:val="24"/>
-          <w:szCs w:val="24"/>
-        </w:rPr>
-      </w:pPr>
-      <w:r>
-        <w:rPr>
-          <w:rFonts w:asciiTheme="minorHAnsi" w:eastAsiaTheme="minorEastAsia" w:hAnsiTheme="minorHAnsi" w:cstheme="minorBidi"/>
-          <w:color w:val="auto"/>
-          <w:sz w:val="24"/>
-          <w:szCs w:val="24"/>
-        </w:rPr>
-        <w:t>En este contexto, se hace necesario implementar herramientas tecnológicas que aseguren la calidad del producto final y minimicen los márgenes de error humano. Es allí donde surge el Sistema de Control de Calidad en el Procesamiento de Granos, una solución diseñada para automatizar el registro, validación y análisis de parámetros críticos, integrando equipos de laboratorio con algoritmos de verificación y módulos de reportes centralizados. Este sistema permitirá a los operarios y analistas contar con información confiable en tiempo real, optimizando los procesos de inspección, reduciendo desperdicios y asegurando que cada lote cumpla con los requisitos de calidad establecidos.</w:t>
-      </w:r>
-    </w:p>
-    <w:p>
-      <w:pPr>
-        <w:pStyle w:val="Ttulo1"/>
-        <w:jc w:val="center"/>
-        <w:rPr>
-          <w:rFonts w:asciiTheme="minorHAnsi" w:eastAsiaTheme="minorEastAsia" w:hAnsiTheme="minorHAnsi" w:cstheme="minorBidi"/>
-          <w:color w:val="auto"/>
-          <w:sz w:val="24"/>
-          <w:szCs w:val="24"/>
-        </w:rPr>
-      </w:pPr>
-    </w:p>
-    <w:p>
-      <w:pPr>
-        <w:pStyle w:val="Ttulo1"/>
-        <w:jc w:val="center"/>
-        <w:rPr>
-          <w:rFonts w:asciiTheme="minorHAnsi" w:eastAsiaTheme="minorEastAsia" w:hAnsiTheme="minorHAnsi" w:cstheme="minorBidi"/>
-          <w:color w:val="auto"/>
-          <w:sz w:val="24"/>
-          <w:szCs w:val="24"/>
-        </w:rPr>
-      </w:pPr>
-      <w:r>
-        <w:rPr>
-          <w:rFonts w:asciiTheme="minorHAnsi" w:eastAsiaTheme="minorEastAsia" w:hAnsiTheme="minorHAnsi" w:cstheme="minorBidi"/>
-          <w:color w:val="auto"/>
-          <w:sz w:val="24"/>
-          <w:szCs w:val="24"/>
-        </w:rPr>
-        <w:t>Con ello, el proyecto busca aportar a la modernización del sector agroindustrial de la Sabana, fortaleciendo la competitividad regional y garantizando la entrega de granos de alta calidad a los consumidores finales.</w:t>
-      </w:r>
-    </w:p>
-    <w:p>
-      <w:pPr>
-        <w:pStyle w:val="Ttulo1"/>
-        <w:jc w:val="center"/>
-        <w:rPr>
-          <w:rFonts w:asciiTheme="minorHAnsi" w:eastAsiaTheme="minorEastAsia" w:hAnsiTheme="minorHAnsi" w:cstheme="minorBidi"/>
-          <w:color w:val="auto"/>
-          <w:sz w:val="24"/>
-          <w:szCs w:val="24"/>
-        </w:rPr>
-      </w:pPr>
-    </w:p>
-    <w:p>
-      <w:pPr>
-        <w:pStyle w:val="Ttulo1"/>
-        <w:jc w:val="center"/>
-        <w:rPr>
-          <w:rFonts w:asciiTheme="minorHAnsi" w:eastAsiaTheme="minorEastAsia" w:hAnsiTheme="minorHAnsi" w:cstheme="minorBidi"/>
-          <w:color w:val="auto"/>
-          <w:sz w:val="24"/>
-          <w:szCs w:val="24"/>
-        </w:rPr>
-      </w:pPr>
-    </w:p>
-    <w:p>
-      <w:pPr>
-        <w:pStyle w:val="Ttulo1"/>
-        <w:jc w:val="center"/>
-        <w:rPr>
-          <w:b/>
-          <w:bCs/>
-          <w:color w:val="000000" w:themeColor="text1"/>
-        </w:rPr>
-      </w:pPr>
-      <w:r>
-        <w:rPr>
-          <w:b/>
-          <w:bCs/>
-          <w:color w:val="000000" w:themeColor="text1"/>
-        </w:rPr>
-        <w:lastRenderedPageBreak/>
-        <w:t>Justificación</w:t>
-      </w:r>
-      <w:bookmarkEnd w:id="6"/>
-      <w:r>
-        <w:rPr>
-          <w:b/>
-          <w:bCs/>
-          <w:color w:val="000000" w:themeColor="text1"/>
-        </w:rPr>
-        <w:t xml:space="preserve"> </w:t>
-      </w:r>
-    </w:p>
-    <w:p/>
-    <w:p/>
-    <w:p/>
-    <w:p>
-      <w:r>
-        <w:t>La problemática central que enfrentan actualmente las agroindustrias de la Sabana radica en la falta de sistemas integrados de control de calidad que permitan monitorear de manera precisa y automatizada las condiciones de los granos procesados. En muchos casos, los controles se realizan de forma manual, lo que genera riesgos como la duplicidad de registros, la falta de trazabilidad, errores en la captura de datos y retrasos en la toma de decisiones. Esta situación no solo repercute en la eficiencia de las plantas de procesamiento, sino también en la confianza del consumidor, al no garantizar un estándar uniforme de calidad.</w:t>
-      </w:r>
-    </w:p>
-    <w:p/>
-    <w:p>
-      <w:r>
-        <w:t>La implementación del Sistema de Control de Calidad en el Procesamiento de Granos se justifica como una respuesta directa a esta problemática. El sistema integrará de manera eficiente equipos de laboratorio modernos con algoritmos de verificación que comparan los resultados obtenidos frente a estándares previamente definidos. Además, contará con una base de datos estructurada y módulos de generación de reportes, lo que facilitará el acceso rápido a información histórica y permitirá a los analistas identificar tendencias o patrones de incumplimiento.</w:t>
-      </w:r>
-    </w:p>
-    <w:p/>
-    <w:p>
-      <w:r>
-        <w:t>Este proyecto no solo soluciona los problemas inmediatos de control y registro, sino que también contribuye a la sostenibilidad de la cadena productiva. Al reducir pérdidas de producto por fallas en la inspección y optimizar el proceso de control, se incrementa la productividad y se fortalecen las capacidades de las empresas agroindustriales locales. De esta manera, el sistema se convierte en un aporte significativo a la innovación tecnológica aplicada a la agroindustria de la Sabana.</w:t>
-      </w:r>
-    </w:p>
-    <w:p>
-      <w:pPr>
-        <w:pStyle w:val="Ttulo1"/>
-        <w:jc w:val="center"/>
-        <w:rPr>
-          <w:b/>
-          <w:bCs/>
-          <w:color w:val="000000" w:themeColor="text1"/>
-        </w:rPr>
-      </w:pPr>
-      <w:bookmarkStart w:id="7" w:name="_Toc207555919"/>
-    </w:p>
-    <w:p>
-      <w:pPr>
-        <w:pStyle w:val="Ttulo1"/>
-        <w:jc w:val="center"/>
-        <w:rPr>
-          <w:b/>
-          <w:bCs/>
-          <w:color w:val="000000" w:themeColor="text1"/>
-        </w:rPr>
-      </w:pPr>
-      <w:r>
-        <w:rPr>
-          <w:b/>
-          <w:bCs/>
-          <w:color w:val="000000" w:themeColor="text1"/>
-        </w:rPr>
-        <w:t>Pregunta Problema</w:t>
-      </w:r>
-      <w:bookmarkEnd w:id="7"/>
-    </w:p>
-    <w:p>
-      <w:pPr>
-        <w:pStyle w:val="Ttulo1"/>
-        <w:jc w:val="center"/>
-        <w:rPr>
-          <w:rFonts w:ascii="Arial" w:hAnsi="Arial" w:cs="Arial"/>
-          <w:bCs/>
-          <w:color w:val="000000" w:themeColor="text1"/>
-          <w:sz w:val="24"/>
-          <w:szCs w:val="24"/>
-        </w:rPr>
-      </w:pPr>
-      <w:bookmarkStart w:id="8" w:name="_Toc207555920"/>
-      <w:r>
-        <w:rPr>
-          <w:rFonts w:ascii="Arial" w:hAnsi="Arial" w:cs="Arial"/>
-          <w:bCs/>
-          <w:color w:val="000000" w:themeColor="text1"/>
-          <w:sz w:val="24"/>
-          <w:szCs w:val="24"/>
-        </w:rPr>
-        <w:t>¿Cómo puede un sistema automatizado de control de calidad, basado en el registro digital de datos, algoritmos de validación y reportes integrados, contribuir a garantizar que los granos procesados en las plantas agroindustriales de la Sabana cumplan consistentemente con los estándares de calidad definidos, reduciendo errores humanos y mejorando la eficiencia de los procesos productivos?</w:t>
-      </w:r>
-    </w:p>
-    <w:p>
-      <w:pPr>
-        <w:pStyle w:val="Ttulo1"/>
-        <w:jc w:val="center"/>
-        <w:rPr>
-          <w:b/>
-          <w:bCs/>
-          <w:color w:val="000000" w:themeColor="text1"/>
-        </w:rPr>
-      </w:pPr>
-      <w:bookmarkStart w:id="9" w:name="_GoBack"/>
-      <w:bookmarkEnd w:id="9"/>
-    </w:p>
-    <w:p>
-      <w:pPr>
-        <w:pStyle w:val="Ttulo1"/>
-        <w:jc w:val="center"/>
-        <w:rPr>
-          <w:b/>
-          <w:bCs/>
-          <w:color w:val="000000" w:themeColor="text1"/>
-        </w:rPr>
-      </w:pPr>
-    </w:p>
-    <w:p>
-      <w:pPr>
-        <w:pStyle w:val="Ttulo1"/>
-        <w:jc w:val="center"/>
-        <w:rPr>
-          <w:b/>
-          <w:bCs/>
-          <w:color w:val="000000" w:themeColor="text1"/>
-        </w:rPr>
-      </w:pPr>
-    </w:p>
-    <w:p>
-      <w:pPr>
-        <w:pStyle w:val="Ttulo1"/>
-        <w:jc w:val="center"/>
-        <w:rPr>
-          <w:b/>
-          <w:bCs/>
-          <w:color w:val="000000" w:themeColor="text1"/>
-        </w:rPr>
-      </w:pPr>
-    </w:p>
-    <w:p>
-      <w:pPr>
-        <w:pStyle w:val="Ttulo1"/>
-        <w:jc w:val="center"/>
-        <w:rPr>
-          <w:b/>
-          <w:bCs/>
-          <w:color w:val="000000" w:themeColor="text1"/>
-        </w:rPr>
-      </w:pPr>
-    </w:p>
-    <w:p>
-      <w:pPr>
-        <w:pStyle w:val="Ttulo1"/>
-        <w:jc w:val="center"/>
-        <w:rPr>
-          <w:b/>
-          <w:bCs/>
-          <w:color w:val="000000" w:themeColor="text1"/>
-        </w:rPr>
-      </w:pPr>
-    </w:p>
-    <w:p>
-      <w:pPr>
-        <w:pStyle w:val="Ttulo1"/>
-        <w:jc w:val="center"/>
-        <w:rPr>
-          <w:b/>
-          <w:bCs/>
-          <w:color w:val="000000" w:themeColor="text1"/>
-        </w:rPr>
-      </w:pPr>
-    </w:p>
-    <w:p>
-      <w:pPr>
-        <w:pStyle w:val="Ttulo1"/>
-        <w:jc w:val="center"/>
-        <w:rPr>
-          <w:b/>
-          <w:bCs/>
-          <w:color w:val="000000" w:themeColor="text1"/>
-        </w:rPr>
-      </w:pPr>
-    </w:p>
-    <w:p>
-      <w:pPr>
-        <w:pStyle w:val="Ttulo1"/>
-        <w:jc w:val="center"/>
-        <w:rPr>
-          <w:b/>
-          <w:bCs/>
-          <w:color w:val="000000" w:themeColor="text1"/>
-        </w:rPr>
-      </w:pPr>
-    </w:p>
-    <w:p>
-      <w:pPr>
-        <w:pStyle w:val="Ttulo1"/>
-        <w:jc w:val="center"/>
-        <w:rPr>
-          <w:b/>
-          <w:bCs/>
-          <w:color w:val="000000" w:themeColor="text1"/>
-        </w:rPr>
-      </w:pPr>
-    </w:p>
-    <w:p>
-      <w:pPr>
-        <w:pStyle w:val="Ttulo1"/>
-        <w:jc w:val="center"/>
-        <w:rPr>
-          <w:b/>
-          <w:bCs/>
-          <w:color w:val="000000" w:themeColor="text1"/>
-        </w:rPr>
-      </w:pPr>
-      <w:r>
-        <w:rPr>
-          <w:b/>
-          <w:bCs/>
-          <w:color w:val="000000" w:themeColor="text1"/>
-        </w:rPr>
-        <w:lastRenderedPageBreak/>
-        <w:t>Marcos</w:t>
-      </w:r>
-      <w:bookmarkEnd w:id="8"/>
-    </w:p>
-    <w:p>
-      <w:pPr>
-        <w:pStyle w:val="Ttulo2"/>
-        <w:jc w:val="center"/>
-        <w:rPr>
-          <w:b/>
-          <w:bCs/>
-          <w:color w:val="000000" w:themeColor="text1"/>
-        </w:rPr>
-      </w:pPr>
-      <w:bookmarkStart w:id="10" w:name="_Toc207555921"/>
-      <w:r>
-        <w:rPr>
-          <w:b/>
-          <w:bCs/>
-          <w:color w:val="000000" w:themeColor="text1"/>
-        </w:rPr>
-        <w:t>Marco Conceptual</w:t>
-      </w:r>
-      <w:bookmarkEnd w:id="10"/>
-    </w:p>
-    <w:p>
-      <w:pPr>
-        <w:pStyle w:val="Ttulo2"/>
-        <w:jc w:val="center"/>
-        <w:rPr>
-          <w:b/>
-          <w:bCs/>
-          <w:color w:val="000000" w:themeColor="text1"/>
-        </w:rPr>
-      </w:pPr>
-      <w:bookmarkStart w:id="11" w:name="_Toc207555922"/>
-      <w:r>
-        <w:rPr>
-          <w:b/>
-          <w:bCs/>
-          <w:color w:val="000000" w:themeColor="text1"/>
-        </w:rPr>
-        <w:t>Marco Referencial</w:t>
-      </w:r>
-      <w:bookmarkEnd w:id="11"/>
-    </w:p>
-    <w:p>
-      <w:pPr>
-        <w:pStyle w:val="Ttulo2"/>
-        <w:jc w:val="center"/>
-        <w:rPr>
-          <w:b/>
-          <w:bCs/>
-          <w:color w:val="000000" w:themeColor="text1"/>
-        </w:rPr>
-      </w:pPr>
-      <w:bookmarkStart w:id="12" w:name="_Toc207555923"/>
-      <w:r>
-        <w:rPr>
-          <w:b/>
-          <w:bCs/>
-          <w:color w:val="000000" w:themeColor="text1"/>
-        </w:rPr>
         <w:t>Marco Teórico</w:t>
       </w:r>
       <w:bookmarkEnd w:id="12"/>
@@ -3487,7 +4097,7 @@
 </file>
 
 <file path=word/numbering.xml><?xml version="1.0" encoding="utf-8"?>
-<w:numbering xmlns:wpc="http://schemas.microsoft.com/office/word/2010/wordprocessingCanvas" xmlns:mc="http://schemas.openxmlformats.org/markup-compatibility/2006" xmlns:o="urn:schemas-microsoft-com:office:office" xmlns:r="http://schemas.openxmlformats.org/officeDocument/2006/relationships" xmlns:m="http://schemas.openxmlformats.org/officeDocument/2006/math" xmlns:v="urn:schemas-microsoft-com:vml" xmlns:wp14="http://schemas.microsoft.com/office/word/2010/wordprocessingDrawing" xmlns:wp="http://schemas.openxmlformats.org/drawingml/2006/wordprocessingDrawing" xmlns:w10="urn:schemas-microsoft-com:office:word" xmlns:w="http://schemas.openxmlformats.org/wordprocessingml/2006/main" xmlns:w14="http://schemas.microsoft.com/office/word/2010/wordml" xmlns:w15="http://schemas.microsoft.com/office/word/2012/wordml" xmlns:wpg="http://schemas.microsoft.com/office/word/2010/wordprocessingGroup" xmlns:wpi="http://schemas.microsoft.com/office/word/2010/wordprocessingInk" xmlns:wne="http://schemas.microsoft.com/office/word/2006/wordml" xmlns:wps="http://schemas.microsoft.com/office/word/2010/wordprocessingShape" mc:Ignorable="w14 w15 wp14">
+<w:numbering xmlns:wpc="http://schemas.microsoft.com/office/word/2010/wordprocessingCanvas" xmlns:cx="http://schemas.microsoft.com/office/drawing/2014/chartex" xmlns:cx1="http://schemas.microsoft.com/office/drawing/2015/9/8/chartex" xmlns:cx2="http://schemas.microsoft.com/office/drawing/2015/10/21/chartex" xmlns:cx3="http://schemas.microsoft.com/office/drawing/2016/5/9/chartex" xmlns:cx4="http://schemas.microsoft.com/office/drawing/2016/5/10/chartex" xmlns:cx5="http://schemas.microsoft.com/office/drawing/2016/5/11/chartex" xmlns:cx6="http://schemas.microsoft.com/office/drawing/2016/5/12/chartex" xmlns:cx7="http://schemas.microsoft.com/office/drawing/2016/5/13/chartex" xmlns:cx8="http://schemas.microsoft.com/office/drawing/2016/5/14/chartex" xmlns:mc="http://schemas.openxmlformats.org/markup-compatibility/2006" xmlns:aink="http://schemas.microsoft.com/office/drawing/2016/ink" xmlns:am3d="http://schemas.microsoft.com/office/drawing/2017/model3d" xmlns:o="urn:schemas-microsoft-com:office:office" xmlns:oel="http://schemas.microsoft.com/office/2019/extlst" xmlns:r="http://schemas.openxmlformats.org/officeDocument/2006/relationships" xmlns:m="http://schemas.openxmlformats.org/officeDocument/2006/math" xmlns:v="urn:schemas-microsoft-com:vml" xmlns:wp14="http://schemas.microsoft.com/office/word/2010/wordprocessingDrawing" xmlns:wp="http://schemas.openxmlformats.org/drawingml/2006/wordprocessingDrawing" xmlns:w10="urn:schemas-microsoft-com:office:word" xmlns:w="http://schemas.openxmlformats.org/wordprocessingml/2006/main" xmlns:w14="http://schemas.microsoft.com/office/word/2010/wordml" xmlns:w15="http://schemas.microsoft.com/office/word/2012/wordml" xmlns:w16cex="http://schemas.microsoft.com/office/word/2018/wordml/cex" xmlns:w16cid="http://schemas.microsoft.com/office/word/2016/wordml/cid" xmlns:w16="http://schemas.microsoft.com/office/word/2018/wordml" xmlns:w16du="http://schemas.microsoft.com/office/word/2023/wordml/word16du" xmlns:w16sdtdh="http://schemas.microsoft.com/office/word/2020/wordml/sdtdatahash" xmlns:w16sdtfl="http://schemas.microsoft.com/office/word/2024/wordml/sdtformatlock" xmlns:w16se="http://schemas.microsoft.com/office/word/2015/wordml/symex" xmlns:wpg="http://schemas.microsoft.com/office/word/2010/wordprocessingGroup" xmlns:wpi="http://schemas.microsoft.com/office/word/2010/wordprocessingInk" xmlns:wne="http://schemas.microsoft.com/office/word/2006/wordml" xmlns:wps="http://schemas.microsoft.com/office/word/2010/wordprocessingShape" mc:Ignorable="w14 w15 w16se w16cid w16 w16cex w16sdtdh w16sdtfl w16du wp14">
   <w:abstractNum w:abstractNumId="0" w15:restartNumberingAfterBreak="0">
     <w:nsid w:val="06A47C59"/>
     <w:multiLevelType w:val="hybridMultilevel"/>
@@ -3714,17 +4324,17 @@
       </w:rPr>
     </w:lvl>
   </w:abstractNum>
-  <w:num w:numId="1">
+  <w:num w:numId="1" w16cid:durableId="1613123966">
     <w:abstractNumId w:val="1"/>
   </w:num>
-  <w:num w:numId="2">
+  <w:num w:numId="2" w16cid:durableId="1735883754">
     <w:abstractNumId w:val="0"/>
   </w:num>
 </w:numbering>
 </file>
 
 <file path=word/styles.xml><?xml version="1.0" encoding="utf-8"?>
-<w:styles xmlns:mc="http://schemas.openxmlformats.org/markup-compatibility/2006" xmlns:r="http://schemas.openxmlformats.org/officeDocument/2006/relationships" xmlns:w="http://schemas.openxmlformats.org/wordprocessingml/2006/main" xmlns:w14="http://schemas.microsoft.com/office/word/2010/wordml" xmlns:w15="http://schemas.microsoft.com/office/word/2012/wordml" mc:Ignorable="w14 w15">
+<w:styles xmlns:mc="http://schemas.openxmlformats.org/markup-compatibility/2006" xmlns:r="http://schemas.openxmlformats.org/officeDocument/2006/relationships" xmlns:w="http://schemas.openxmlformats.org/wordprocessingml/2006/main" xmlns:w14="http://schemas.microsoft.com/office/word/2010/wordml" xmlns:w15="http://schemas.microsoft.com/office/word/2012/wordml" xmlns:w16cex="http://schemas.microsoft.com/office/word/2018/wordml/cex" xmlns:w16cid="http://schemas.microsoft.com/office/word/2016/wordml/cid" xmlns:w16="http://schemas.microsoft.com/office/word/2018/wordml" xmlns:w16du="http://schemas.microsoft.com/office/word/2023/wordml/word16du" xmlns:w16sdtdh="http://schemas.microsoft.com/office/word/2020/wordml/sdtdatahash" xmlns:w16sdtfl="http://schemas.microsoft.com/office/word/2024/wordml/sdtformatlock" xmlns:w16se="http://schemas.microsoft.com/office/word/2015/wordml/symex" mc:Ignorable="w14 w15 w16se w16cid w16 w16cex w16sdtdh w16sdtfl w16du">
   <w:docDefaults>
     <w:rPrDefault>
       <w:rPr>
@@ -3742,7 +4352,7 @@
       </w:pPr>
     </w:pPrDefault>
   </w:docDefaults>
-  <w:latentStyles w:defLockedState="0" w:defUIPriority="99" w:defSemiHidden="0" w:defUnhideWhenUsed="0" w:defQFormat="0" w:count="371">
+  <w:latentStyles w:defLockedState="0" w:defUIPriority="99" w:defSemiHidden="0" w:defUnhideWhenUsed="0" w:defQFormat="0" w:count="376">
     <w:lsdException w:name="Normal" w:uiPriority="0" w:qFormat="1"/>
     <w:lsdException w:name="heading 1" w:uiPriority="9" w:qFormat="1"/>
     <w:lsdException w:name="heading 2" w:semiHidden="1" w:uiPriority="9" w:unhideWhenUsed="1" w:qFormat="1"/>
@@ -4114,6 +4724,11 @@
     <w:lsdException w:name="List Table 5 Dark Accent 6" w:uiPriority="50"/>
     <w:lsdException w:name="List Table 6 Colorful Accent 6" w:uiPriority="51"/>
     <w:lsdException w:name="List Table 7 Colorful Accent 6" w:uiPriority="52"/>
+    <w:lsdException w:name="Mention" w:semiHidden="1" w:unhideWhenUsed="1"/>
+    <w:lsdException w:name="Smart Hyperlink" w:semiHidden="1" w:unhideWhenUsed="1"/>
+    <w:lsdException w:name="Hashtag" w:semiHidden="1" w:unhideWhenUsed="1"/>
+    <w:lsdException w:name="Unresolved Mention" w:semiHidden="1" w:unhideWhenUsed="1"/>
+    <w:lsdException w:name="Smart Link" w:semiHidden="1" w:unhideWhenUsed="1"/>
   </w:latentStyles>
   <w:style w:type="paragraph" w:default="1" w:styleId="Normal">
     <w:name w:val="Normal"/>
@@ -4321,7 +4936,6 @@
   <w:style w:type="character" w:default="1" w:styleId="Fuentedeprrafopredeter">
     <w:name w:val="Default Paragraph Font"/>
     <w:uiPriority w:val="1"/>
-    <w:semiHidden/>
     <w:unhideWhenUsed/>
   </w:style>
   <w:style w:type="table" w:default="1" w:styleId="Tablanormal">
@@ -4464,11 +5078,11 @@
       <w:color w:val="272727" w:themeColor="text1" w:themeTint="D8"/>
     </w:rPr>
   </w:style>
-  <w:style w:type="paragraph" w:styleId="Puesto">
+  <w:style w:type="paragraph" w:styleId="Ttulo">
     <w:name w:val="Title"/>
     <w:basedOn w:val="Normal"/>
     <w:next w:val="Normal"/>
-    <w:link w:val="PuestoCar"/>
+    <w:link w:val="TtuloCar"/>
     <w:uiPriority w:val="10"/>
     <w:qFormat/>
     <w:rsid w:val="00D1391E"/>
@@ -4484,10 +5098,10 @@
       <w:szCs w:val="56"/>
     </w:rPr>
   </w:style>
-  <w:style w:type="character" w:customStyle="1" w:styleId="PuestoCar">
-    <w:name w:val="Puesto Car"/>
+  <w:style w:type="character" w:customStyle="1" w:styleId="TtuloCar">
+    <w:name w:val="Título Car"/>
     <w:basedOn w:val="Fuentedeprrafopredeter"/>
-    <w:link w:val="Puesto"/>
+    <w:link w:val="Ttulo"/>
     <w:uiPriority w:val="10"/>
     <w:rsid w:val="00D1391E"/>
     <w:rPr>
@@ -4831,6 +5445,36 @@
       <w:u w:val="single"/>
     </w:rPr>
   </w:style>
+  <w:style w:type="paragraph" w:styleId="Descripcin">
+    <w:name w:val="caption"/>
+    <w:basedOn w:val="Normal"/>
+    <w:next w:val="Normal"/>
+    <w:uiPriority w:val="35"/>
+    <w:unhideWhenUsed/>
+    <w:qFormat/>
+    <w:rsid w:val="006F4E39"/>
+    <w:pPr>
+      <w:spacing w:after="200" w:line="240" w:lineRule="auto"/>
+    </w:pPr>
+    <w:rPr>
+      <w:i/>
+      <w:iCs/>
+      <w:color w:val="0E2841" w:themeColor="text2"/>
+      <w:sz w:val="18"/>
+      <w:szCs w:val="18"/>
+    </w:rPr>
+  </w:style>
+  <w:style w:type="paragraph" w:styleId="Tabladeilustraciones">
+    <w:name w:val="table of figures"/>
+    <w:basedOn w:val="Normal"/>
+    <w:next w:val="Normal"/>
+    <w:uiPriority w:val="99"/>
+    <w:unhideWhenUsed/>
+    <w:rsid w:val="0062379E"/>
+    <w:pPr>
+      <w:spacing w:after="0"/>
+    </w:pPr>
+  </w:style>
 </w:styles>
 </file>
 
